--- a/docs/Store_Sales_Informe.docx
+++ b/docs/Store_Sales_Informe.docx
@@ -3,10 +3,734 @@
 <w:document xmlns:wpc="http://schemas.microsoft.com/office/word/2010/wordprocessingCanvas" xmlns:cx="http://schemas.microsoft.com/office/drawing/2014/chartex" xmlns:cx1="http://schemas.microsoft.com/office/drawing/2015/9/8/chartex" xmlns:cx2="http://schemas.microsoft.com/office/drawing/2015/10/21/chartex" xmlns:cx3="http://schemas.microsoft.com/office/drawing/2016/5/9/chartex" xmlns:cx4="http://schemas.microsoft.com/office/drawing/2016/5/10/chartex" xmlns:cx5="http://schemas.microsoft.com/office/drawing/2016/5/11/chartex" xmlns:cx6="http://schemas.microsoft.com/office/drawing/2016/5/12/chartex" xmlns:cx7="http://schemas.microsoft.com/office/drawing/2016/5/13/chartex" xmlns:cx8="http://schemas.microsoft.com/office/drawing/2016/5/14/chartex" xmlns:mc="http://schemas.openxmlformats.org/markup-compatibility/2006" xmlns:aink="http://schemas.microsoft.com/office/drawing/2016/ink" xmlns:am3d="http://schemas.microsoft.com/office/drawing/2017/model3d" xmlns:o="urn:schemas-microsoft-com:office:office" xmlns:oel="http://schemas.microsoft.com/office/2019/extlst" xmlns:r="http://schemas.openxmlformats.org/officeDocument/2006/relationships" xmlns:m="http://schemas.openxmlformats.org/officeDocument/2006/math" xmlns:v="urn:schemas-microsoft-com:vml" xmlns:wp14="http://schemas.microsoft.com/office/word/2010/wordprocessingDrawing" xmlns:wp="http://schemas.openxmlformats.org/drawingml/2006/wordprocessingDrawing" xmlns:w10="urn:schemas-microsoft-com:office:word" xmlns:w="http://schemas.openxmlformats.org/wordprocessingml/2006/main" xmlns:w14="http://schemas.microsoft.com/office/word/2010/wordml" xmlns:w15="http://schemas.microsoft.com/office/word/2012/wordml" xmlns:w16cex="http://schemas.microsoft.com/office/word/2018/wordml/cex" xmlns:w16cid="http://schemas.microsoft.com/office/word/2016/wordml/cid" xmlns:w16="http://schemas.microsoft.com/office/word/2018/wordml" xmlns:w16du="http://schemas.microsoft.com/office/word/2023/wordml/word16du" xmlns:w16sdtdh="http://schemas.microsoft.com/office/word/2020/wordml/sdtdatahash" xmlns:w16sdtfl="http://schemas.microsoft.com/office/word/2024/wordml/sdtformatlock" xmlns:w16se="http://schemas.microsoft.com/office/word/2015/wordml/symex" xmlns:wpg="http://schemas.microsoft.com/office/word/2010/wordprocessingGroup" xmlns:wpi="http://schemas.microsoft.com/office/word/2010/wordprocessingInk" xmlns:wne="http://schemas.microsoft.com/office/word/2006/wordml" xmlns:wps="http://schemas.microsoft.com/office/word/2010/wordprocessingShape" mc:Ignorable="w14 w15 w16se w16cid w16 w16cex w16sdtdh w16sdtfl w16du wp14">
   <w:body>
     <w:p>
-      <w:r>
-        <w:t>Proyecto Store Sales</w:t>
-      </w:r>
-    </w:p>
+      <w:pPr>
+        <w:rPr>
+          <w:b/>
+          <w:bCs/>
+        </w:rPr>
+      </w:pPr>
+      <w:r>
+        <w:rPr>
+          <w:b/>
+          <w:bCs/>
+        </w:rPr>
+        <w:t>Proyecto: Store Sales</w:t>
+      </w:r>
+    </w:p>
+    <w:p>
+      <w:pPr>
+        <w:rPr>
+          <w:b/>
+          <w:bCs/>
+        </w:rPr>
+      </w:pPr>
+      <w:r>
+        <w:rPr>
+          <w:b/>
+          <w:bCs/>
+        </w:rPr>
+        <w:t>Hipótesis</w:t>
+      </w:r>
+    </w:p>
+    <w:p>
+      <w:pPr>
+        <w:rPr>
+          <w:b/>
+          <w:bCs/>
+        </w:rPr>
+      </w:pPr>
+      <w:r>
+        <w:rPr>
+          <w:b/>
+          <w:bCs/>
+        </w:rPr>
+        <w:t>¿El número de ventas es mayor durante los fines de semana?</w:t>
+      </w:r>
+    </w:p>
+    <w:p>
+      <w:pPr>
+        <w:rPr>
+          <w:b/>
+          <w:bCs/>
+        </w:rPr>
+      </w:pPr>
+      <w:r>
+        <w:rPr>
+          <w:b/>
+          <w:bCs/>
+        </w:rPr>
+        <w:t>Según el tipo de tienda ¿Hay tiendas que venden más que otras?</w:t>
+      </w:r>
+    </w:p>
+    <w:p>
+      <w:pPr>
+        <w:rPr>
+          <w:b/>
+          <w:bCs/>
+        </w:rPr>
+      </w:pPr>
+      <w:r>
+        <w:rPr>
+          <w:b/>
+          <w:bCs/>
+        </w:rPr>
+        <w:t>Según el tipo de tienda ¿Funcionan mejor las promociones en un tipo de tiendas respecto a las otras?</w:t>
+      </w:r>
+    </w:p>
+    <w:p>
+      <w:pPr>
+        <w:rPr>
+          <w:b/>
+          <w:bCs/>
+        </w:rPr>
+      </w:pPr>
+      <w:r>
+        <w:rPr>
+          <w:b/>
+          <w:bCs/>
+        </w:rPr>
+        <w:t>¿Cómo afecta el precio de la gasolina a las ventas?</w:t>
+      </w:r>
+    </w:p>
+    <w:p>
+      <w:pPr>
+        <w:rPr>
+          <w:b/>
+          <w:bCs/>
+        </w:rPr>
+      </w:pPr>
+    </w:p>
+    <w:p>
+      <w:pPr>
+        <w:rPr>
+          <w:b/>
+          <w:bCs/>
+        </w:rPr>
+      </w:pPr>
+      <w:r>
+        <w:rPr>
+          <w:b/>
+          <w:bCs/>
+        </w:rPr>
+        <w:pict w14:anchorId="37A0A3FF">
+          <v:rect id="_x0000_i1031" style="width:0;height:1.5pt" o:hralign="center" o:hrstd="t" o:hr="t" fillcolor="#a0a0a0" stroked="f"/>
+        </w:pict>
+      </w:r>
+    </w:p>
+    <w:p>
+      <w:pPr>
+        <w:rPr>
+          <w:b/>
+          <w:bCs/>
+        </w:rPr>
+      </w:pPr>
+      <w:r>
+        <w:rPr>
+          <w:b/>
+          <w:bCs/>
+        </w:rPr>
+        <w:t>Diccionario de Datos</w:t>
+      </w:r>
+    </w:p>
+    <w:p>
+      <w:pPr>
+        <w:rPr>
+          <w:b/>
+          <w:bCs/>
+        </w:rPr>
+      </w:pPr>
+      <w:r>
+        <w:rPr>
+          <w:b/>
+          <w:bCs/>
+        </w:rPr>
+        <w:t>A continuación, se describen las variables utilizadas en el dataset:</w:t>
+      </w:r>
+    </w:p>
+    <w:p>
+      <w:pPr>
+        <w:numPr>
+          <w:ilvl w:val="0"/>
+          <w:numId w:val="1"/>
+        </w:numPr>
+        <w:rPr>
+          <w:b/>
+          <w:bCs/>
+        </w:rPr>
+      </w:pPr>
+      <w:r>
+        <w:rPr>
+          <w:b/>
+          <w:bCs/>
+        </w:rPr>
+        <w:t>ID</w:t>
+      </w:r>
+      <w:r>
+        <w:rPr>
+          <w:b/>
+          <w:bCs/>
+        </w:rPr>
+        <w:br/>
+        <w:t xml:space="preserve">Identificador único de cada registro. </w:t>
+      </w:r>
+    </w:p>
+    <w:p>
+      <w:pPr>
+        <w:numPr>
+          <w:ilvl w:val="0"/>
+          <w:numId w:val="1"/>
+        </w:numPr>
+        <w:rPr>
+          <w:b/>
+          <w:bCs/>
+        </w:rPr>
+      </w:pPr>
+      <w:r>
+        <w:rPr>
+          <w:b/>
+          <w:bCs/>
+        </w:rPr>
+        <w:t>Date</w:t>
+      </w:r>
+      <w:r>
+        <w:rPr>
+          <w:b/>
+          <w:bCs/>
+        </w:rPr>
+        <w:br/>
+        <w:t xml:space="preserve">Fecha en la que se realiza la observación de ventas. </w:t>
+      </w:r>
+    </w:p>
+    <w:p>
+      <w:pPr>
+        <w:numPr>
+          <w:ilvl w:val="0"/>
+          <w:numId w:val="1"/>
+        </w:numPr>
+        <w:rPr>
+          <w:b/>
+          <w:bCs/>
+        </w:rPr>
+      </w:pPr>
+      <w:r>
+        <w:rPr>
+          <w:b/>
+          <w:bCs/>
+        </w:rPr>
+        <w:t>Store_nbr</w:t>
+      </w:r>
+      <w:r>
+        <w:rPr>
+          <w:b/>
+          <w:bCs/>
+        </w:rPr>
+        <w:br/>
+        <w:t xml:space="preserve">Identificador único de la tienda. </w:t>
+      </w:r>
+    </w:p>
+    <w:p>
+      <w:pPr>
+        <w:numPr>
+          <w:ilvl w:val="0"/>
+          <w:numId w:val="1"/>
+        </w:numPr>
+        <w:rPr>
+          <w:b/>
+          <w:bCs/>
+        </w:rPr>
+      </w:pPr>
+      <w:r>
+        <w:rPr>
+          <w:b/>
+          <w:bCs/>
+        </w:rPr>
+        <w:t>Family</w:t>
+      </w:r>
+      <w:r>
+        <w:rPr>
+          <w:b/>
+          <w:bCs/>
+        </w:rPr>
+        <w:br/>
+        <w:t xml:space="preserve">Tipo o familia de producto (por ejemplo: lácteos, bebidas, snacks, etc.). </w:t>
+      </w:r>
+    </w:p>
+    <w:p>
+      <w:pPr>
+        <w:numPr>
+          <w:ilvl w:val="0"/>
+          <w:numId w:val="1"/>
+        </w:numPr>
+        <w:rPr>
+          <w:b/>
+          <w:bCs/>
+        </w:rPr>
+      </w:pPr>
+      <w:r>
+        <w:rPr>
+          <w:b/>
+          <w:bCs/>
+        </w:rPr>
+        <w:t>Sales</w:t>
+      </w:r>
+      <w:r>
+        <w:rPr>
+          <w:b/>
+          <w:bCs/>
+        </w:rPr>
+        <w:br/>
+        <w:t>Cantidad total de ventas de una familia de productos en una tienda específica y en una fecha determinada.</w:t>
+      </w:r>
+      <w:r>
+        <w:rPr>
+          <w:b/>
+          <w:bCs/>
+        </w:rPr>
+        <w:br/>
+        <w:t xml:space="preserve">Puede tomar valores decimales, ya que algunos productos se venden en unidades fraccionadas (por ejemplo, 1.5 kg de queso). </w:t>
+      </w:r>
+    </w:p>
+    <w:p>
+      <w:pPr>
+        <w:numPr>
+          <w:ilvl w:val="0"/>
+          <w:numId w:val="1"/>
+        </w:numPr>
+        <w:rPr>
+          <w:b/>
+          <w:bCs/>
+        </w:rPr>
+      </w:pPr>
+      <w:r>
+        <w:rPr>
+          <w:b/>
+          <w:bCs/>
+        </w:rPr>
+        <w:t>Onpromotion</w:t>
+      </w:r>
+      <w:r>
+        <w:rPr>
+          <w:b/>
+          <w:bCs/>
+        </w:rPr>
+        <w:br/>
+        <w:t>Número de productos dentro de una familia que estaban en promoción en una tienda y fecha específicas.</w:t>
+      </w:r>
+      <w:r>
+        <w:rPr>
+          <w:b/>
+          <w:bCs/>
+        </w:rPr>
+        <w:br/>
+        <w:t xml:space="preserve">Por ejemplo: el 1 de enero de 2023, en una tienda, puede haber 3 productos de la familia “lácteos” en promoción. </w:t>
+      </w:r>
+    </w:p>
+    <w:p>
+      <w:pPr>
+        <w:numPr>
+          <w:ilvl w:val="0"/>
+          <w:numId w:val="1"/>
+        </w:numPr>
+        <w:rPr>
+          <w:b/>
+          <w:bCs/>
+        </w:rPr>
+      </w:pPr>
+      <w:r>
+        <w:rPr>
+          <w:b/>
+          <w:bCs/>
+        </w:rPr>
+        <w:t>City</w:t>
+      </w:r>
+      <w:r>
+        <w:rPr>
+          <w:b/>
+          <w:bCs/>
+        </w:rPr>
+        <w:br/>
+        <w:t xml:space="preserve">Ciudad donde se ubica la tienda. </w:t>
+      </w:r>
+    </w:p>
+    <w:p>
+      <w:pPr>
+        <w:numPr>
+          <w:ilvl w:val="0"/>
+          <w:numId w:val="1"/>
+        </w:numPr>
+        <w:rPr>
+          <w:b/>
+          <w:bCs/>
+        </w:rPr>
+      </w:pPr>
+      <w:r>
+        <w:rPr>
+          <w:b/>
+          <w:bCs/>
+        </w:rPr>
+        <w:t>State</w:t>
+      </w:r>
+      <w:r>
+        <w:rPr>
+          <w:b/>
+          <w:bCs/>
+        </w:rPr>
+        <w:br/>
+        <w:t>Estado o región donde se encuentra la tienda.</w:t>
+      </w:r>
+    </w:p>
+    <w:p>
+      <w:pPr>
+        <w:numPr>
+          <w:ilvl w:val="0"/>
+          <w:numId w:val="1"/>
+        </w:numPr>
+        <w:rPr>
+          <w:b/>
+          <w:bCs/>
+        </w:rPr>
+      </w:pPr>
+      <w:r>
+        <w:rPr>
+          <w:b/>
+          <w:bCs/>
+        </w:rPr>
+        <w:t xml:space="preserve">Type[tabla store]: tipo de tienda, pero no conocemos el criterio. Podría ser según el tamaño, </w:t>
+      </w:r>
+      <w:r>
+        <w:rPr>
+          <w:b/>
+          <w:bCs/>
+        </w:rPr>
+        <w:t xml:space="preserve">ventas, </w:t>
+      </w:r>
+      <w:r>
+        <w:rPr>
+          <w:b/>
+          <w:bCs/>
+        </w:rPr>
+        <w:t xml:space="preserve">ubicación, o formato de tienda. </w:t>
+      </w:r>
+    </w:p>
+    <w:p>
+      <w:pPr>
+        <w:numPr>
+          <w:ilvl w:val="0"/>
+          <w:numId w:val="1"/>
+        </w:numPr>
+        <w:rPr>
+          <w:b/>
+          <w:bCs/>
+        </w:rPr>
+      </w:pPr>
+      <w:r>
+        <w:rPr>
+          <w:b/>
+          <w:bCs/>
+        </w:rPr>
+        <w:t>Cluster: Número identificativo para agrupar tiendas similares. Ejemplo: si la tienda 1 y 2 pertenecen al clúster número 10, se entiende que son tiendas similares</w:t>
+      </w:r>
+    </w:p>
+    <w:p>
+      <w:pPr>
+        <w:numPr>
+          <w:ilvl w:val="0"/>
+          <w:numId w:val="1"/>
+        </w:numPr>
+        <w:rPr>
+          <w:b/>
+          <w:bCs/>
+        </w:rPr>
+      </w:pPr>
+      <w:r>
+        <w:rPr>
+          <w:b/>
+          <w:bCs/>
+        </w:rPr>
+        <w:lastRenderedPageBreak/>
+        <w:t>Transactions: Número de transacciones de genera una tienda en un día específico.</w:t>
+      </w:r>
+    </w:p>
+    <w:p>
+      <w:pPr>
+        <w:ind w:left="720"/>
+        <w:rPr>
+          <w:b/>
+          <w:bCs/>
+        </w:rPr>
+      </w:pPr>
+      <w:r>
+        <w:rPr>
+          <w:b/>
+          <w:bCs/>
+        </w:rPr>
+        <w:t>HOLYDAYS</w:t>
+      </w:r>
+    </w:p>
+    <w:p>
+      <w:pPr>
+        <w:numPr>
+          <w:ilvl w:val="0"/>
+          <w:numId w:val="1"/>
+        </w:numPr>
+        <w:rPr>
+          <w:b/>
+          <w:bCs/>
+        </w:rPr>
+      </w:pPr>
+      <w:r>
+        <w:rPr>
+          <w:b/>
+          <w:bCs/>
+        </w:rPr>
+        <w:t>Dcoilwtico: Precio de la gasolina en un día específico.</w:t>
+      </w:r>
+    </w:p>
+    <w:p>
+      <w:pPr>
+        <w:numPr>
+          <w:ilvl w:val="0"/>
+          <w:numId w:val="1"/>
+        </w:numPr>
+        <w:rPr>
+          <w:b/>
+          <w:bCs/>
+        </w:rPr>
+      </w:pPr>
+      <w:r>
+        <w:rPr>
+          <w:b/>
+          <w:bCs/>
+          <w:lang w:val="en-US"/>
+        </w:rPr>
+        <w:t>Type[holyday]: Tipo de holyday.</w:t>
+      </w:r>
+      <w:r>
+        <w:rPr>
+          <w:b/>
+          <w:bCs/>
+          <w:lang w:val="en-US"/>
+        </w:rPr>
+        <w:t xml:space="preserve"> </w:t>
+      </w:r>
+      <w:r>
+        <w:rPr>
+          <w:b/>
+          <w:bCs/>
+        </w:rPr>
+        <w:t>PD: Si es un pue</w:t>
+      </w:r>
+      <w:r>
+        <w:rPr>
+          <w:b/>
+          <w:bCs/>
+        </w:rPr>
+        <w:t>nte, serían días extra que se añaden a un festivo</w:t>
+      </w:r>
+      <w:r>
+        <w:rPr>
+          <w:b/>
+          <w:bCs/>
+        </w:rPr>
+        <w:t>, y los workdays son aquellos días donde se compensan los días no trabajados por puente.</w:t>
+      </w:r>
+    </w:p>
+    <w:p>
+      <w:pPr>
+        <w:numPr>
+          <w:ilvl w:val="0"/>
+          <w:numId w:val="1"/>
+        </w:numPr>
+        <w:rPr>
+          <w:b/>
+          <w:bCs/>
+        </w:rPr>
+      </w:pPr>
+      <w:r>
+        <w:rPr>
+          <w:b/>
+          <w:bCs/>
+        </w:rPr>
+        <w:t>Locale: Tienda local o cadena de tiendas nacional o regional</w:t>
+      </w:r>
+    </w:p>
+    <w:p>
+      <w:pPr>
+        <w:numPr>
+          <w:ilvl w:val="0"/>
+          <w:numId w:val="1"/>
+        </w:numPr>
+        <w:rPr>
+          <w:b/>
+          <w:bCs/>
+        </w:rPr>
+      </w:pPr>
+      <w:r>
+        <w:rPr>
+          <w:b/>
+          <w:bCs/>
+        </w:rPr>
+        <w:t>Locale_name: Zona, ya sea la región, el país, o la ciudad</w:t>
+      </w:r>
+    </w:p>
+    <w:p>
+      <w:pPr>
+        <w:numPr>
+          <w:ilvl w:val="0"/>
+          <w:numId w:val="1"/>
+        </w:numPr>
+        <w:rPr>
+          <w:b/>
+          <w:bCs/>
+        </w:rPr>
+      </w:pPr>
+      <w:r>
+        <w:rPr>
+          <w:b/>
+          <w:bCs/>
+        </w:rPr>
+        <w:t>Descripción: Motivo del festivo</w:t>
+      </w:r>
+    </w:p>
+    <w:p>
+      <w:pPr>
+        <w:numPr>
+          <w:ilvl w:val="0"/>
+          <w:numId w:val="1"/>
+        </w:numPr>
+        <w:rPr>
+          <w:b/>
+          <w:bCs/>
+        </w:rPr>
+      </w:pPr>
+      <w:r>
+        <w:rPr>
+          <w:b/>
+          <w:bCs/>
+        </w:rPr>
+        <w:t xml:space="preserve">Transferred: aquellos días festivos que por motivos del gobierno se han cambiado de día. </w:t>
+      </w:r>
+    </w:p>
+    <w:p>
+      <w:pPr>
+        <w:rPr>
+          <w:b/>
+          <w:bCs/>
+        </w:rPr>
+      </w:pPr>
+    </w:p>
+    <w:p>
+      <w:pPr>
+        <w:rPr>
+          <w:b/>
+          <w:bCs/>
+        </w:rPr>
+      </w:pPr>
+      <w:r>
+        <w:rPr>
+          <w:b/>
+          <w:bCs/>
+        </w:rPr>
+        <w:t>Cosas a comprobar:</w:t>
+      </w:r>
+    </w:p>
+    <w:p>
+      <w:pPr>
+        <w:pStyle w:val="Prrafodelista"/>
+        <w:numPr>
+          <w:ilvl w:val="0"/>
+          <w:numId w:val="2"/>
+        </w:numPr>
+        <w:rPr>
+          <w:b/>
+          <w:bCs/>
+        </w:rPr>
+      </w:pPr>
+      <w:r>
+        <w:rPr>
+          <w:b/>
+          <w:bCs/>
+        </w:rPr>
+        <w:t>¿Trabajan los fines de semana?</w:t>
+      </w:r>
+    </w:p>
+    <w:p>
+      <w:pPr>
+        <w:pStyle w:val="Prrafodelista"/>
+        <w:numPr>
+          <w:ilvl w:val="0"/>
+          <w:numId w:val="2"/>
+        </w:numPr>
+        <w:rPr>
+          <w:b/>
+          <w:bCs/>
+        </w:rPr>
+      </w:pPr>
+      <w:r>
+        <w:rPr>
+          <w:b/>
+          <w:bCs/>
+        </w:rPr>
+        <w:t>Crear una columna booleana donde se indique si es día de pago o no. Esta columna nos ayudara a comprobar si hay cambios de comportamiento en las ventas en los días de quincena</w:t>
+      </w:r>
+      <w:r>
+        <w:rPr>
+          <w:b/>
+          <w:bCs/>
+        </w:rPr>
+        <w:t>.</w:t>
+      </w:r>
+    </w:p>
+    <w:p>
+      <w:pPr>
+        <w:pStyle w:val="Prrafodelista"/>
+        <w:numPr>
+          <w:ilvl w:val="0"/>
+          <w:numId w:val="2"/>
+        </w:numPr>
+        <w:rPr>
+          <w:b/>
+          <w:bCs/>
+        </w:rPr>
+      </w:pPr>
+      <w:r>
+        <w:rPr>
+          <w:b/>
+          <w:bCs/>
+        </w:rPr>
+        <w:t xml:space="preserve">Creamos una columna booleana </w:t>
+      </w:r>
+      <w:r>
+        <w:rPr>
+          <w:b/>
+          <w:bCs/>
+        </w:rPr>
+        <w:t>(Crisis) donde se indique que los picos de ventas en los días posteriores al terremoto fueron causados por una crisis, de esta forma se espera que el modelo aísle estos casos atípicos a la hora de encontrar patrones y predecir.</w:t>
+      </w:r>
+    </w:p>
+    <w:p>
+      <w:pPr>
+        <w:pStyle w:val="Prrafodelista"/>
+        <w:numPr>
+          <w:ilvl w:val="0"/>
+          <w:numId w:val="2"/>
+        </w:numPr>
+        <w:rPr>
+          <w:b/>
+          <w:bCs/>
+        </w:rPr>
+      </w:pPr>
+      <w:r>
+        <w:rPr>
+          <w:b/>
+          <w:bCs/>
+        </w:rPr>
+        <w:t>Añadir columna nueva para agrupar las familias de productos.</w:t>
+      </w:r>
+    </w:p>
+    <w:p/>
+    <w:p/>
+    <w:p/>
     <w:p/>
     <w:sectPr>
       <w:pgSz w:w="11906" w:h="16838"/>
@@ -16,6 +740,279 @@
     </w:sectPr>
   </w:body>
 </w:document>
+</file>
+
+<file path=word/numbering.xml><?xml version="1.0" encoding="utf-8"?>
+<w:numbering xmlns:wpc="http://schemas.microsoft.com/office/word/2010/wordprocessingCanvas" xmlns:cx="http://schemas.microsoft.com/office/drawing/2014/chartex" xmlns:cx1="http://schemas.microsoft.com/office/drawing/2015/9/8/chartex" xmlns:cx2="http://schemas.microsoft.com/office/drawing/2015/10/21/chartex" xmlns:cx3="http://schemas.microsoft.com/office/drawing/2016/5/9/chartex" xmlns:cx4="http://schemas.microsoft.com/office/drawing/2016/5/10/chartex" xmlns:cx5="http://schemas.microsoft.com/office/drawing/2016/5/11/chartex" xmlns:cx6="http://schemas.microsoft.com/office/drawing/2016/5/12/chartex" xmlns:cx7="http://schemas.microsoft.com/office/drawing/2016/5/13/chartex" xmlns:cx8="http://schemas.microsoft.com/office/drawing/2016/5/14/chartex" xmlns:mc="http://schemas.openxmlformats.org/markup-compatibility/2006" xmlns:aink="http://schemas.microsoft.com/office/drawing/2016/ink" xmlns:am3d="http://schemas.microsoft.com/office/drawing/2017/model3d" xmlns:o="urn:schemas-microsoft-com:office:office" xmlns:oel="http://schemas.microsoft.com/office/2019/extlst" xmlns:r="http://schemas.openxmlformats.org/officeDocument/2006/relationships" xmlns:m="http://schemas.openxmlformats.org/officeDocument/2006/math" xmlns:v="urn:schemas-microsoft-com:vml" xmlns:wp14="http://schemas.microsoft.com/office/word/2010/wordprocessingDrawing" xmlns:wp="http://schemas.openxmlformats.org/drawingml/2006/wordprocessingDrawing" xmlns:w10="urn:schemas-microsoft-com:office:word" xmlns:w="http://schemas.openxmlformats.org/wordprocessingml/2006/main" xmlns:w14="http://schemas.microsoft.com/office/word/2010/wordml" xmlns:w15="http://schemas.microsoft.com/office/word/2012/wordml" xmlns:w16cex="http://schemas.microsoft.com/office/word/2018/wordml/cex" xmlns:w16cid="http://schemas.microsoft.com/office/word/2016/wordml/cid" xmlns:w16="http://schemas.microsoft.com/office/word/2018/wordml" xmlns:w16du="http://schemas.microsoft.com/office/word/2023/wordml/word16du" xmlns:w16sdtdh="http://schemas.microsoft.com/office/word/2020/wordml/sdtdatahash" xmlns:w16sdtfl="http://schemas.microsoft.com/office/word/2024/wordml/sdtformatlock" xmlns:w16se="http://schemas.microsoft.com/office/word/2015/wordml/symex" xmlns:wpg="http://schemas.microsoft.com/office/word/2010/wordprocessingGroup" xmlns:wpi="http://schemas.microsoft.com/office/word/2010/wordprocessingInk" xmlns:wne="http://schemas.microsoft.com/office/word/2006/wordml" xmlns:wps="http://schemas.microsoft.com/office/word/2010/wordprocessingShape" mc:Ignorable="w14 w15 w16se w16cid w16 w16cex w16sdtdh w16sdtfl w16du wp14">
+  <w:abstractNum w:abstractNumId="0" w15:restartNumberingAfterBreak="0">
+    <w:nsid w:val="20521B10"/>
+    <w:multiLevelType w:val="multilevel"/>
+    <w:tmpl w:val="C254B1CA"/>
+    <w:lvl w:ilvl="0">
+      <w:start w:val="1"/>
+      <w:numFmt w:val="bullet"/>
+      <w:lvlText w:val=""/>
+      <w:lvlJc w:val="left"/>
+      <w:pPr>
+        <w:tabs>
+          <w:tab w:val="num" w:pos="720"/>
+        </w:tabs>
+        <w:ind w:left="720" w:hanging="360"/>
+      </w:pPr>
+      <w:rPr>
+        <w:rFonts w:ascii="Symbol" w:hAnsi="Symbol" w:hint="default"/>
+        <w:sz w:val="20"/>
+      </w:rPr>
+    </w:lvl>
+    <w:lvl w:ilvl="1" w:tentative="1">
+      <w:start w:val="1"/>
+      <w:numFmt w:val="bullet"/>
+      <w:lvlText w:val="o"/>
+      <w:lvlJc w:val="left"/>
+      <w:pPr>
+        <w:tabs>
+          <w:tab w:val="num" w:pos="1440"/>
+        </w:tabs>
+        <w:ind w:left="1440" w:hanging="360"/>
+      </w:pPr>
+      <w:rPr>
+        <w:rFonts w:ascii="Courier New" w:hAnsi="Courier New" w:hint="default"/>
+        <w:sz w:val="20"/>
+      </w:rPr>
+    </w:lvl>
+    <w:lvl w:ilvl="2" w:tentative="1">
+      <w:start w:val="1"/>
+      <w:numFmt w:val="bullet"/>
+      <w:lvlText w:val=""/>
+      <w:lvlJc w:val="left"/>
+      <w:pPr>
+        <w:tabs>
+          <w:tab w:val="num" w:pos="2160"/>
+        </w:tabs>
+        <w:ind w:left="2160" w:hanging="360"/>
+      </w:pPr>
+      <w:rPr>
+        <w:rFonts w:ascii="Wingdings" w:hAnsi="Wingdings" w:hint="default"/>
+        <w:sz w:val="20"/>
+      </w:rPr>
+    </w:lvl>
+    <w:lvl w:ilvl="3" w:tentative="1">
+      <w:start w:val="1"/>
+      <w:numFmt w:val="bullet"/>
+      <w:lvlText w:val=""/>
+      <w:lvlJc w:val="left"/>
+      <w:pPr>
+        <w:tabs>
+          <w:tab w:val="num" w:pos="2880"/>
+        </w:tabs>
+        <w:ind w:left="2880" w:hanging="360"/>
+      </w:pPr>
+      <w:rPr>
+        <w:rFonts w:ascii="Wingdings" w:hAnsi="Wingdings" w:hint="default"/>
+        <w:sz w:val="20"/>
+      </w:rPr>
+    </w:lvl>
+    <w:lvl w:ilvl="4" w:tentative="1">
+      <w:start w:val="1"/>
+      <w:numFmt w:val="bullet"/>
+      <w:lvlText w:val=""/>
+      <w:lvlJc w:val="left"/>
+      <w:pPr>
+        <w:tabs>
+          <w:tab w:val="num" w:pos="3600"/>
+        </w:tabs>
+        <w:ind w:left="3600" w:hanging="360"/>
+      </w:pPr>
+      <w:rPr>
+        <w:rFonts w:ascii="Wingdings" w:hAnsi="Wingdings" w:hint="default"/>
+        <w:sz w:val="20"/>
+      </w:rPr>
+    </w:lvl>
+    <w:lvl w:ilvl="5" w:tentative="1">
+      <w:start w:val="1"/>
+      <w:numFmt w:val="bullet"/>
+      <w:lvlText w:val=""/>
+      <w:lvlJc w:val="left"/>
+      <w:pPr>
+        <w:tabs>
+          <w:tab w:val="num" w:pos="4320"/>
+        </w:tabs>
+        <w:ind w:left="4320" w:hanging="360"/>
+      </w:pPr>
+      <w:rPr>
+        <w:rFonts w:ascii="Wingdings" w:hAnsi="Wingdings" w:hint="default"/>
+        <w:sz w:val="20"/>
+      </w:rPr>
+    </w:lvl>
+    <w:lvl w:ilvl="6" w:tentative="1">
+      <w:start w:val="1"/>
+      <w:numFmt w:val="bullet"/>
+      <w:lvlText w:val=""/>
+      <w:lvlJc w:val="left"/>
+      <w:pPr>
+        <w:tabs>
+          <w:tab w:val="num" w:pos="5040"/>
+        </w:tabs>
+        <w:ind w:left="5040" w:hanging="360"/>
+      </w:pPr>
+      <w:rPr>
+        <w:rFonts w:ascii="Wingdings" w:hAnsi="Wingdings" w:hint="default"/>
+        <w:sz w:val="20"/>
+      </w:rPr>
+    </w:lvl>
+    <w:lvl w:ilvl="7" w:tentative="1">
+      <w:start w:val="1"/>
+      <w:numFmt w:val="bullet"/>
+      <w:lvlText w:val=""/>
+      <w:lvlJc w:val="left"/>
+      <w:pPr>
+        <w:tabs>
+          <w:tab w:val="num" w:pos="5760"/>
+        </w:tabs>
+        <w:ind w:left="5760" w:hanging="360"/>
+      </w:pPr>
+      <w:rPr>
+        <w:rFonts w:ascii="Wingdings" w:hAnsi="Wingdings" w:hint="default"/>
+        <w:sz w:val="20"/>
+      </w:rPr>
+    </w:lvl>
+    <w:lvl w:ilvl="8" w:tentative="1">
+      <w:start w:val="1"/>
+      <w:numFmt w:val="bullet"/>
+      <w:lvlText w:val=""/>
+      <w:lvlJc w:val="left"/>
+      <w:pPr>
+        <w:tabs>
+          <w:tab w:val="num" w:pos="6480"/>
+        </w:tabs>
+        <w:ind w:left="6480" w:hanging="360"/>
+      </w:pPr>
+      <w:rPr>
+        <w:rFonts w:ascii="Wingdings" w:hAnsi="Wingdings" w:hint="default"/>
+        <w:sz w:val="20"/>
+      </w:rPr>
+    </w:lvl>
+  </w:abstractNum>
+  <w:abstractNum w:abstractNumId="1" w15:restartNumberingAfterBreak="0">
+    <w:nsid w:val="777763D6"/>
+    <w:multiLevelType w:val="hybridMultilevel"/>
+    <w:tmpl w:val="8752CA46"/>
+    <w:lvl w:ilvl="0" w:tplc="0C0A0001">
+      <w:start w:val="1"/>
+      <w:numFmt w:val="bullet"/>
+      <w:lvlText w:val=""/>
+      <w:lvlJc w:val="left"/>
+      <w:pPr>
+        <w:ind w:left="720" w:hanging="360"/>
+      </w:pPr>
+      <w:rPr>
+        <w:rFonts w:ascii="Symbol" w:hAnsi="Symbol" w:hint="default"/>
+      </w:rPr>
+    </w:lvl>
+    <w:lvl w:ilvl="1" w:tplc="0C0A0003">
+      <w:start w:val="1"/>
+      <w:numFmt w:val="bullet"/>
+      <w:lvlText w:val="o"/>
+      <w:lvlJc w:val="left"/>
+      <w:pPr>
+        <w:ind w:left="1440" w:hanging="360"/>
+      </w:pPr>
+      <w:rPr>
+        <w:rFonts w:ascii="Courier New" w:hAnsi="Courier New" w:cs="Courier New" w:hint="default"/>
+      </w:rPr>
+    </w:lvl>
+    <w:lvl w:ilvl="2" w:tplc="0C0A0005" w:tentative="1">
+      <w:start w:val="1"/>
+      <w:numFmt w:val="bullet"/>
+      <w:lvlText w:val=""/>
+      <w:lvlJc w:val="left"/>
+      <w:pPr>
+        <w:ind w:left="2160" w:hanging="360"/>
+      </w:pPr>
+      <w:rPr>
+        <w:rFonts w:ascii="Wingdings" w:hAnsi="Wingdings" w:hint="default"/>
+      </w:rPr>
+    </w:lvl>
+    <w:lvl w:ilvl="3" w:tplc="0C0A0001" w:tentative="1">
+      <w:start w:val="1"/>
+      <w:numFmt w:val="bullet"/>
+      <w:lvlText w:val=""/>
+      <w:lvlJc w:val="left"/>
+      <w:pPr>
+        <w:ind w:left="2880" w:hanging="360"/>
+      </w:pPr>
+      <w:rPr>
+        <w:rFonts w:ascii="Symbol" w:hAnsi="Symbol" w:hint="default"/>
+      </w:rPr>
+    </w:lvl>
+    <w:lvl w:ilvl="4" w:tplc="0C0A0003" w:tentative="1">
+      <w:start w:val="1"/>
+      <w:numFmt w:val="bullet"/>
+      <w:lvlText w:val="o"/>
+      <w:lvlJc w:val="left"/>
+      <w:pPr>
+        <w:ind w:left="3600" w:hanging="360"/>
+      </w:pPr>
+      <w:rPr>
+        <w:rFonts w:ascii="Courier New" w:hAnsi="Courier New" w:cs="Courier New" w:hint="default"/>
+      </w:rPr>
+    </w:lvl>
+    <w:lvl w:ilvl="5" w:tplc="0C0A0005" w:tentative="1">
+      <w:start w:val="1"/>
+      <w:numFmt w:val="bullet"/>
+      <w:lvlText w:val=""/>
+      <w:lvlJc w:val="left"/>
+      <w:pPr>
+        <w:ind w:left="4320" w:hanging="360"/>
+      </w:pPr>
+      <w:rPr>
+        <w:rFonts w:ascii="Wingdings" w:hAnsi="Wingdings" w:hint="default"/>
+      </w:rPr>
+    </w:lvl>
+    <w:lvl w:ilvl="6" w:tplc="0C0A0001" w:tentative="1">
+      <w:start w:val="1"/>
+      <w:numFmt w:val="bullet"/>
+      <w:lvlText w:val=""/>
+      <w:lvlJc w:val="left"/>
+      <w:pPr>
+        <w:ind w:left="5040" w:hanging="360"/>
+      </w:pPr>
+      <w:rPr>
+        <w:rFonts w:ascii="Symbol" w:hAnsi="Symbol" w:hint="default"/>
+      </w:rPr>
+    </w:lvl>
+    <w:lvl w:ilvl="7" w:tplc="0C0A0003" w:tentative="1">
+      <w:start w:val="1"/>
+      <w:numFmt w:val="bullet"/>
+      <w:lvlText w:val="o"/>
+      <w:lvlJc w:val="left"/>
+      <w:pPr>
+        <w:ind w:left="5760" w:hanging="360"/>
+      </w:pPr>
+      <w:rPr>
+        <w:rFonts w:ascii="Courier New" w:hAnsi="Courier New" w:cs="Courier New" w:hint="default"/>
+      </w:rPr>
+    </w:lvl>
+    <w:lvl w:ilvl="8" w:tplc="0C0A0005" w:tentative="1">
+      <w:start w:val="1"/>
+      <w:numFmt w:val="bullet"/>
+      <w:lvlText w:val=""/>
+      <w:lvlJc w:val="left"/>
+      <w:pPr>
+        <w:ind w:left="6480" w:hanging="360"/>
+      </w:pPr>
+      <w:rPr>
+        <w:rFonts w:ascii="Wingdings" w:hAnsi="Wingdings" w:hint="default"/>
+      </w:rPr>
+    </w:lvl>
+  </w:abstractNum>
+  <w:num w:numId="1" w16cid:durableId="270287130">
+    <w:abstractNumId w:val="0"/>
+  </w:num>
+  <w:num w:numId="2" w16cid:durableId="713621903">
+    <w:abstractNumId w:val="1"/>
+  </w:num>
+</w:numbering>
 </file>
 
 <file path=word/styles.xml><?xml version="1.0" encoding="utf-8"?>
@@ -621,7 +1618,6 @@
   <w:style w:type="character" w:default="1" w:styleId="Fuentedeprrafopredeter">
     <w:name w:val="Default Paragraph Font"/>
     <w:uiPriority w:val="1"/>
-    <w:semiHidden/>
     <w:unhideWhenUsed/>
   </w:style>
   <w:style w:type="table" w:default="1" w:styleId="Tablanormal">

--- a/docs/Store_Sales_Informe.docx
+++ b/docs/Store_Sales_Informe.docx
@@ -113,7 +113,7 @@
           <w:bCs/>
         </w:rPr>
         <w:pict w14:anchorId="37A0A3FF">
-          <v:rect id="_x0000_i1031" style="width:0;height:1.5pt" o:hralign="center" o:hrstd="t" o:hr="t" fillcolor="#a0a0a0" stroked="f"/>
+          <v:rect id="_x0000_i1025" style="width:0;height:1.5pt" o:hralign="center" o:hrstd="t" o:hr="t" fillcolor="#a0a0a0" stroked="f"/>
         </w:pict>
       </w:r>
     </w:p>
@@ -144,7 +144,23 @@
           <w:b/>
           <w:bCs/>
         </w:rPr>
-        <w:t>A continuación, se describen las variables utilizadas en el dataset:</w:t>
+        <w:t xml:space="preserve">A continuación, se describen las variables utilizadas en el </w:t>
+      </w:r>
+      <w:proofErr w:type="spellStart"/>
+      <w:r>
+        <w:rPr>
+          <w:b/>
+          <w:bCs/>
+        </w:rPr>
+        <w:t>dataset</w:t>
+      </w:r>
+      <w:proofErr w:type="spellEnd"/>
+      <w:r>
+        <w:rPr>
+          <w:b/>
+          <w:bCs/>
+        </w:rPr>
+        <w:t>:</w:t>
       </w:r>
     </w:p>
     <w:p>
@@ -212,6 +228,7 @@
           <w:bCs/>
         </w:rPr>
       </w:pPr>
+      <w:proofErr w:type="spellStart"/>
       <w:r>
         <w:rPr>
           <w:b/>
@@ -219,6 +236,7 @@
         </w:rPr>
         <w:t>Store_nbr</w:t>
       </w:r>
+      <w:proofErr w:type="spellEnd"/>
       <w:r>
         <w:rPr>
           <w:b/>
@@ -239,6 +257,7 @@
           <w:bCs/>
         </w:rPr>
       </w:pPr>
+      <w:proofErr w:type="spellStart"/>
       <w:r>
         <w:rPr>
           <w:b/>
@@ -246,6 +265,7 @@
         </w:rPr>
         <w:t>Family</w:t>
       </w:r>
+      <w:proofErr w:type="spellEnd"/>
       <w:r>
         <w:rPr>
           <w:b/>
@@ -301,6 +321,7 @@
           <w:bCs/>
         </w:rPr>
       </w:pPr>
+      <w:proofErr w:type="spellStart"/>
       <w:r>
         <w:rPr>
           <w:b/>
@@ -308,6 +329,7 @@
         </w:rPr>
         <w:t>Onpromotion</w:t>
       </w:r>
+      <w:proofErr w:type="spellEnd"/>
       <w:r>
         <w:rPr>
           <w:b/>
@@ -390,12 +412,30 @@
           <w:bCs/>
         </w:rPr>
       </w:pPr>
-      <w:r>
-        <w:rPr>
-          <w:b/>
-          <w:bCs/>
-        </w:rPr>
-        <w:t xml:space="preserve">Type[tabla store]: tipo de tienda, pero no conocemos el criterio. Podría ser según el tamaño, </w:t>
+      <w:proofErr w:type="spellStart"/>
+      <w:proofErr w:type="gramStart"/>
+      <w:r>
+        <w:rPr>
+          <w:b/>
+          <w:bCs/>
+        </w:rPr>
+        <w:t>Type</w:t>
+      </w:r>
+      <w:proofErr w:type="spellEnd"/>
+      <w:r>
+        <w:rPr>
+          <w:b/>
+          <w:bCs/>
+        </w:rPr>
+        <w:t>[</w:t>
+      </w:r>
+      <w:proofErr w:type="gramEnd"/>
+      <w:r>
+        <w:rPr>
+          <w:b/>
+          <w:bCs/>
+        </w:rPr>
+        <w:t xml:space="preserve">tabla store]: tipo de tienda, pero no conocemos el criterio. Podría ser según el tamaño, </w:t>
       </w:r>
       <w:r>
         <w:rPr>
@@ -423,12 +463,21 @@
           <w:bCs/>
         </w:rPr>
       </w:pPr>
-      <w:r>
-        <w:rPr>
-          <w:b/>
-          <w:bCs/>
-        </w:rPr>
-        <w:t>Cluster: Número identificativo para agrupar tiendas similares. Ejemplo: si la tienda 1 y 2 pertenecen al clúster número 10, se entiende que son tiendas similares</w:t>
+      <w:proofErr w:type="gramStart"/>
+      <w:r>
+        <w:rPr>
+          <w:b/>
+          <w:bCs/>
+        </w:rPr>
+        <w:t>Cluster</w:t>
+      </w:r>
+      <w:proofErr w:type="gramEnd"/>
+      <w:r>
+        <w:rPr>
+          <w:b/>
+          <w:bCs/>
+        </w:rPr>
+        <w:t>: Número identificativo para agrupar tiendas similares. Ejemplo: si la tienda 1 y 2 pertenecen al clúster número 10, se entiende que son tiendas similares</w:t>
       </w:r>
     </w:p>
     <w:p>
@@ -442,13 +491,22 @@
           <w:bCs/>
         </w:rPr>
       </w:pPr>
+      <w:proofErr w:type="spellStart"/>
       <w:r>
         <w:rPr>
           <w:b/>
           <w:bCs/>
         </w:rPr>
         <w:lastRenderedPageBreak/>
-        <w:t>Transactions: Número de transacciones de genera una tienda en un día específico.</w:t>
+        <w:t>Transactions</w:t>
+      </w:r>
+      <w:proofErr w:type="spellEnd"/>
+      <w:r>
+        <w:rPr>
+          <w:b/>
+          <w:bCs/>
+        </w:rPr>
+        <w:t>: Número de transacciones de genera una tienda en un día específico.</w:t>
       </w:r>
     </w:p>
     <w:p>
@@ -478,12 +536,21 @@
           <w:bCs/>
         </w:rPr>
       </w:pPr>
-      <w:r>
-        <w:rPr>
-          <w:b/>
-          <w:bCs/>
-        </w:rPr>
-        <w:t>Dcoilwtico: Precio de la gasolina en un día específico.</w:t>
+      <w:proofErr w:type="spellStart"/>
+      <w:r>
+        <w:rPr>
+          <w:b/>
+          <w:bCs/>
+        </w:rPr>
+        <w:t>Dcoilwtico</w:t>
+      </w:r>
+      <w:proofErr w:type="spellEnd"/>
+      <w:r>
+        <w:rPr>
+          <w:b/>
+          <w:bCs/>
+        </w:rPr>
+        <w:t>: Precio de la gasolina en un día específico.</w:t>
       </w:r>
     </w:p>
     <w:p>
@@ -497,19 +564,58 @@
           <w:bCs/>
         </w:rPr>
       </w:pPr>
-      <w:r>
-        <w:rPr>
-          <w:b/>
-          <w:bCs/>
-          <w:lang w:val="en-US"/>
-        </w:rPr>
-        <w:t>Type[holyday]: Tipo de holyday.</w:t>
-      </w:r>
-      <w:r>
-        <w:rPr>
-          <w:b/>
-          <w:bCs/>
-          <w:lang w:val="en-US"/>
+      <w:proofErr w:type="spellStart"/>
+      <w:r>
+        <w:rPr>
+          <w:b/>
+          <w:bCs/>
+        </w:rPr>
+        <w:t>Type</w:t>
+      </w:r>
+      <w:proofErr w:type="spellEnd"/>
+      <w:r>
+        <w:rPr>
+          <w:b/>
+          <w:bCs/>
+        </w:rPr>
+        <w:t>[</w:t>
+      </w:r>
+      <w:proofErr w:type="spellStart"/>
+      <w:r>
+        <w:rPr>
+          <w:b/>
+          <w:bCs/>
+        </w:rPr>
+        <w:t>holyday</w:t>
+      </w:r>
+      <w:proofErr w:type="spellEnd"/>
+      <w:r>
+        <w:rPr>
+          <w:b/>
+          <w:bCs/>
+        </w:rPr>
+        <w:t xml:space="preserve">]: Tipo de </w:t>
+      </w:r>
+      <w:proofErr w:type="spellStart"/>
+      <w:r>
+        <w:rPr>
+          <w:b/>
+          <w:bCs/>
+        </w:rPr>
+        <w:t>holyday</w:t>
+      </w:r>
+      <w:proofErr w:type="spellEnd"/>
+      <w:r>
+        <w:rPr>
+          <w:b/>
+          <w:bCs/>
+        </w:rPr>
+        <w:t>.</w:t>
+      </w:r>
+      <w:r>
+        <w:rPr>
+          <w:b/>
+          <w:bCs/>
         </w:rPr>
         <w:t xml:space="preserve"> </w:t>
       </w:r>
@@ -532,7 +638,30 @@
           <w:b/>
           <w:bCs/>
         </w:rPr>
-        <w:t>, y los workdays son aquellos días donde se compensan los días no trabajados por puente.</w:t>
+        <w:t xml:space="preserve">, y los </w:t>
+      </w:r>
+      <w:proofErr w:type="spellStart"/>
+      <w:r>
+        <w:rPr>
+          <w:b/>
+          <w:bCs/>
+        </w:rPr>
+        <w:t>workdays</w:t>
+      </w:r>
+      <w:proofErr w:type="spellEnd"/>
+      <w:r>
+        <w:rPr>
+          <w:b/>
+          <w:bCs/>
+        </w:rPr>
+        <w:t xml:space="preserve"> son aquellos días donde se compensan los días no trabajados por puente.</w:t>
+      </w:r>
+      <w:r>
+        <w:rPr>
+          <w:b/>
+          <w:bCs/>
+        </w:rPr>
+        <w:t xml:space="preserve"> </w:t>
       </w:r>
     </w:p>
     <w:p>
@@ -546,12 +675,21 @@
           <w:bCs/>
         </w:rPr>
       </w:pPr>
-      <w:r>
-        <w:rPr>
-          <w:b/>
-          <w:bCs/>
-        </w:rPr>
-        <w:t>Locale: Tienda local o cadena de tiendas nacional o regional</w:t>
+      <w:proofErr w:type="spellStart"/>
+      <w:r>
+        <w:rPr>
+          <w:b/>
+          <w:bCs/>
+        </w:rPr>
+        <w:t>Locale</w:t>
+      </w:r>
+      <w:proofErr w:type="spellEnd"/>
+      <w:r>
+        <w:rPr>
+          <w:b/>
+          <w:bCs/>
+        </w:rPr>
+        <w:t>: Tienda local o cadena de tiendas nacional o regional</w:t>
       </w:r>
     </w:p>
     <w:p>
@@ -565,12 +703,21 @@
           <w:bCs/>
         </w:rPr>
       </w:pPr>
-      <w:r>
-        <w:rPr>
-          <w:b/>
-          <w:bCs/>
-        </w:rPr>
-        <w:t>Locale_name: Zona, ya sea la región, el país, o la ciudad</w:t>
+      <w:proofErr w:type="spellStart"/>
+      <w:r>
+        <w:rPr>
+          <w:b/>
+          <w:bCs/>
+        </w:rPr>
+        <w:t>Locale_name</w:t>
+      </w:r>
+      <w:proofErr w:type="spellEnd"/>
+      <w:r>
+        <w:rPr>
+          <w:b/>
+          <w:bCs/>
+        </w:rPr>
+        <w:t>: Zona, ya sea la región, el país, o la ciudad</w:t>
       </w:r>
     </w:p>
     <w:p>
@@ -603,35 +750,60 @@
           <w:bCs/>
         </w:rPr>
       </w:pPr>
-      <w:r>
-        <w:rPr>
-          <w:b/>
-          <w:bCs/>
-        </w:rPr>
-        <w:t xml:space="preserve">Transferred: aquellos días festivos que por motivos del gobierno se han cambiado de día. </w:t>
-      </w:r>
-    </w:p>
-    <w:p>
-      <w:pPr>
-        <w:rPr>
-          <w:b/>
-          <w:bCs/>
-        </w:rPr>
-      </w:pPr>
-    </w:p>
-    <w:p>
-      <w:pPr>
-        <w:rPr>
-          <w:b/>
-          <w:bCs/>
-        </w:rPr>
-      </w:pPr>
-      <w:r>
-        <w:rPr>
-          <w:b/>
-          <w:bCs/>
-        </w:rPr>
-        <w:t>Cosas a comprobar:</w:t>
+      <w:proofErr w:type="spellStart"/>
+      <w:r>
+        <w:rPr>
+          <w:b/>
+          <w:bCs/>
+        </w:rPr>
+        <w:t>Transferred</w:t>
+      </w:r>
+      <w:proofErr w:type="spellEnd"/>
+      <w:r>
+        <w:rPr>
+          <w:b/>
+          <w:bCs/>
+        </w:rPr>
+        <w:t xml:space="preserve">: aquellos días festivos que por motivos del gobierno se han cambiado de día. </w:t>
+      </w:r>
+    </w:p>
+    <w:p>
+      <w:pPr>
+        <w:rPr>
+          <w:b/>
+          <w:bCs/>
+        </w:rPr>
+      </w:pPr>
+    </w:p>
+    <w:p>
+      <w:pPr>
+        <w:rPr>
+          <w:b/>
+          <w:bCs/>
+        </w:rPr>
+      </w:pPr>
+      <w:proofErr w:type="gramStart"/>
+      <w:r>
+        <w:rPr>
+          <w:b/>
+          <w:bCs/>
+        </w:rPr>
+        <w:t>Cosas a comprobar</w:t>
+      </w:r>
+      <w:proofErr w:type="gramEnd"/>
+      <w:r>
+        <w:rPr>
+          <w:b/>
+          <w:bCs/>
+        </w:rPr>
+        <w:t xml:space="preserve"> y cambiar</w:t>
+      </w:r>
+      <w:r>
+        <w:rPr>
+          <w:b/>
+          <w:bCs/>
+        </w:rPr>
+        <w:t>:</w:t>
       </w:r>
     </w:p>
     <w:p>
@@ -726,6 +898,1086 @@
           <w:bCs/>
         </w:rPr>
         <w:t>Añadir columna nueva para agrupar las familias de productos.</w:t>
+      </w:r>
+    </w:p>
+    <w:p>
+      <w:pPr>
+        <w:pStyle w:val="Prrafodelista"/>
+        <w:numPr>
+          <w:ilvl w:val="0"/>
+          <w:numId w:val="2"/>
+        </w:numPr>
+        <w:rPr>
+          <w:b/>
+          <w:bCs/>
+        </w:rPr>
+      </w:pPr>
+      <w:r>
+        <w:rPr>
+          <w:b/>
+          <w:bCs/>
+        </w:rPr>
+        <w:t xml:space="preserve">En el campo sales, </w:t>
+      </w:r>
+      <w:proofErr w:type="spellStart"/>
+      <w:r>
+        <w:rPr>
+          <w:b/>
+          <w:bCs/>
+        </w:rPr>
+        <w:t>onpromotion</w:t>
+      </w:r>
+      <w:proofErr w:type="spellEnd"/>
+      <w:r>
+        <w:rPr>
+          <w:b/>
+          <w:bCs/>
+        </w:rPr>
+        <w:t xml:space="preserve">, y </w:t>
+      </w:r>
+      <w:proofErr w:type="spellStart"/>
+      <w:r>
+        <w:rPr>
+          <w:b/>
+          <w:bCs/>
+        </w:rPr>
+        <w:t>transactions</w:t>
+      </w:r>
+      <w:proofErr w:type="spellEnd"/>
+      <w:r>
+        <w:rPr>
+          <w:b/>
+          <w:bCs/>
+        </w:rPr>
+        <w:t xml:space="preserve"> tienen posibilidad de tener </w:t>
+      </w:r>
+      <w:proofErr w:type="spellStart"/>
+      <w:r>
+        <w:rPr>
+          <w:b/>
+          <w:bCs/>
+        </w:rPr>
+        <w:t>outliers</w:t>
+      </w:r>
+      <w:proofErr w:type="spellEnd"/>
+      <w:r>
+        <w:rPr>
+          <w:b/>
+          <w:bCs/>
+        </w:rPr>
+        <w:t xml:space="preserve"> debido a la gran diferencia entre el cuartil 99 y el </w:t>
+      </w:r>
+      <w:proofErr w:type="spellStart"/>
+      <w:r>
+        <w:rPr>
+          <w:b/>
+          <w:bCs/>
+        </w:rPr>
+        <w:t>max</w:t>
+      </w:r>
+      <w:proofErr w:type="spellEnd"/>
+      <w:r>
+        <w:rPr>
+          <w:b/>
+          <w:bCs/>
+        </w:rPr>
+        <w:t xml:space="preserve"> </w:t>
+      </w:r>
+      <w:proofErr w:type="spellStart"/>
+      <w:r>
+        <w:rPr>
+          <w:b/>
+          <w:bCs/>
+        </w:rPr>
+        <w:t>value</w:t>
+      </w:r>
+      <w:proofErr w:type="spellEnd"/>
+      <w:r>
+        <w:rPr>
+          <w:b/>
+          <w:bCs/>
+        </w:rPr>
+        <w:t>.</w:t>
+      </w:r>
+    </w:p>
+    <w:p>
+      <w:pPr>
+        <w:pStyle w:val="Prrafodelista"/>
+        <w:numPr>
+          <w:ilvl w:val="0"/>
+          <w:numId w:val="2"/>
+        </w:numPr>
+        <w:rPr>
+          <w:b/>
+          <w:bCs/>
+        </w:rPr>
+      </w:pPr>
+    </w:p>
+    <w:p>
+      <w:pPr>
+        <w:pStyle w:val="Prrafodelista"/>
+        <w:rPr>
+          <w:b/>
+          <w:bCs/>
+        </w:rPr>
+      </w:pPr>
+    </w:p>
+    <w:p>
+      <w:pPr>
+        <w:rPr>
+          <w:b/>
+          <w:bCs/>
+        </w:rPr>
+      </w:pPr>
+    </w:p>
+    <w:p>
+      <w:pPr>
+        <w:rPr>
+          <w:b/>
+          <w:bCs/>
+        </w:rPr>
+      </w:pPr>
+      <w:r>
+        <w:rPr>
+          <w:b/>
+          <w:bCs/>
+        </w:rPr>
+        <w:t>Tratamiento de nulos:</w:t>
+      </w:r>
+    </w:p>
+    <w:p>
+      <w:pPr>
+        <w:pStyle w:val="Prrafodelista"/>
+        <w:numPr>
+          <w:ilvl w:val="0"/>
+          <w:numId w:val="4"/>
+        </w:numPr>
+        <w:rPr>
+          <w:b/>
+          <w:bCs/>
+        </w:rPr>
+      </w:pPr>
+      <w:r>
+        <w:rPr>
+          <w:b/>
+          <w:bCs/>
+        </w:rPr>
+        <w:t>Hay 2632706 registros totales en el data set</w:t>
+      </w:r>
+    </w:p>
+    <w:p>
+      <w:pPr>
+        <w:pStyle w:val="Prrafodelista"/>
+        <w:numPr>
+          <w:ilvl w:val="0"/>
+          <w:numId w:val="4"/>
+        </w:numPr>
+        <w:rPr>
+          <w:b/>
+          <w:bCs/>
+        </w:rPr>
+      </w:pPr>
+      <w:r>
+        <w:rPr>
+          <w:b/>
+          <w:bCs/>
+        </w:rPr>
+        <w:t xml:space="preserve">En </w:t>
+      </w:r>
+      <w:proofErr w:type="spellStart"/>
+      <w:r>
+        <w:rPr>
+          <w:b/>
+          <w:bCs/>
+        </w:rPr>
+        <w:t>transactions</w:t>
+      </w:r>
+      <w:proofErr w:type="spellEnd"/>
+      <w:r>
+        <w:rPr>
+          <w:b/>
+          <w:bCs/>
+        </w:rPr>
+        <w:t xml:space="preserve"> tenemos 243771</w:t>
+      </w:r>
+    </w:p>
+    <w:p>
+      <w:pPr>
+        <w:pStyle w:val="Prrafodelista"/>
+        <w:numPr>
+          <w:ilvl w:val="0"/>
+          <w:numId w:val="4"/>
+        </w:numPr>
+        <w:rPr>
+          <w:b/>
+          <w:bCs/>
+        </w:rPr>
+      </w:pPr>
+      <w:r>
+        <w:rPr>
+          <w:b/>
+          <w:bCs/>
+        </w:rPr>
+        <w:t xml:space="preserve">En </w:t>
+      </w:r>
+      <w:proofErr w:type="spellStart"/>
+      <w:r>
+        <w:rPr>
+          <w:b/>
+          <w:bCs/>
+        </w:rPr>
+        <w:t>oil_price</w:t>
+      </w:r>
+      <w:proofErr w:type="spellEnd"/>
+      <w:r>
+        <w:rPr>
+          <w:b/>
+          <w:bCs/>
+        </w:rPr>
+        <w:t xml:space="preserve"> tenemos 819720</w:t>
+      </w:r>
+    </w:p>
+    <w:p>
+      <w:pPr>
+        <w:pStyle w:val="Prrafodelista"/>
+        <w:numPr>
+          <w:ilvl w:val="0"/>
+          <w:numId w:val="4"/>
+        </w:numPr>
+        <w:rPr>
+          <w:b/>
+          <w:bCs/>
+          <w:lang w:val="en-US"/>
+        </w:rPr>
+      </w:pPr>
+      <w:r>
+        <w:rPr>
+          <w:b/>
+          <w:bCs/>
+          <w:lang w:val="en-US"/>
+        </w:rPr>
+        <w:t xml:space="preserve">En </w:t>
+      </w:r>
+      <w:proofErr w:type="spellStart"/>
+      <w:r>
+        <w:rPr>
+          <w:b/>
+          <w:bCs/>
+          <w:lang w:val="en-US"/>
+        </w:rPr>
+        <w:t>type_holiday</w:t>
+      </w:r>
+      <w:proofErr w:type="spellEnd"/>
+      <w:r>
+        <w:rPr>
+          <w:b/>
+          <w:bCs/>
+          <w:lang w:val="en-US"/>
+        </w:rPr>
+        <w:t xml:space="preserve">, locale, </w:t>
+      </w:r>
+      <w:proofErr w:type="spellStart"/>
+      <w:r>
+        <w:rPr>
+          <w:b/>
+          <w:bCs/>
+          <w:lang w:val="en-US"/>
+        </w:rPr>
+        <w:t>locale_name</w:t>
+      </w:r>
+      <w:proofErr w:type="spellEnd"/>
+      <w:r>
+        <w:rPr>
+          <w:b/>
+          <w:bCs/>
+          <w:lang w:val="en-US"/>
+        </w:rPr>
+        <w:t xml:space="preserve">, description, </w:t>
+      </w:r>
+      <w:r>
+        <w:rPr>
+          <w:b/>
+          <w:bCs/>
+          <w:lang w:val="en-US"/>
+        </w:rPr>
+        <w:t>tr</w:t>
+      </w:r>
+      <w:r>
+        <w:rPr>
+          <w:b/>
+          <w:bCs/>
+          <w:lang w:val="en-US"/>
+        </w:rPr>
+        <w:t>ansferred</w:t>
+      </w:r>
+      <w:r>
+        <w:rPr>
+          <w:b/>
+          <w:bCs/>
+          <w:lang w:val="en-US"/>
+        </w:rPr>
+        <w:t xml:space="preserve"> </w:t>
+      </w:r>
+      <w:proofErr w:type="spellStart"/>
+      <w:r>
+        <w:rPr>
+          <w:b/>
+          <w:bCs/>
+          <w:lang w:val="en-US"/>
+        </w:rPr>
+        <w:t>tienen</w:t>
+      </w:r>
+      <w:proofErr w:type="spellEnd"/>
+      <w:r>
+        <w:rPr>
+          <w:b/>
+          <w:bCs/>
+          <w:lang w:val="en-US"/>
+        </w:rPr>
+        <w:t xml:space="preserve"> 2193642</w:t>
+      </w:r>
+    </w:p>
+    <w:p>
+      <w:pPr>
+        <w:pStyle w:val="Prrafodelista"/>
+        <w:numPr>
+          <w:ilvl w:val="0"/>
+          <w:numId w:val="4"/>
+        </w:numPr>
+        <w:rPr>
+          <w:b/>
+          <w:bCs/>
+        </w:rPr>
+      </w:pPr>
+      <w:r>
+        <w:rPr>
+          <w:b/>
+          <w:bCs/>
+        </w:rPr>
+        <w:t>Como hemos visto que l</w:t>
+      </w:r>
+      <w:r>
+        <w:rPr>
+          <w:b/>
+          <w:bCs/>
+        </w:rPr>
+        <w:t xml:space="preserve">a mayoría de los nulos provienen de la unión del </w:t>
+      </w:r>
+      <w:proofErr w:type="spellStart"/>
+      <w:r>
+        <w:rPr>
+          <w:b/>
+          <w:bCs/>
+        </w:rPr>
+        <w:t>dataset</w:t>
+      </w:r>
+      <w:proofErr w:type="spellEnd"/>
+      <w:r>
+        <w:rPr>
+          <w:b/>
+          <w:bCs/>
+        </w:rPr>
+        <w:t xml:space="preserve"> de </w:t>
+      </w:r>
+      <w:proofErr w:type="spellStart"/>
+      <w:r>
+        <w:rPr>
+          <w:b/>
+          <w:bCs/>
+        </w:rPr>
+        <w:t>holiday</w:t>
+      </w:r>
+      <w:proofErr w:type="spellEnd"/>
+      <w:r>
+        <w:rPr>
+          <w:b/>
+          <w:bCs/>
+        </w:rPr>
+        <w:t>, vamos a crear una columna que nos indique si ese día fue laborable o no.</w:t>
+      </w:r>
+    </w:p>
+    <w:p>
+      <w:pPr>
+        <w:pStyle w:val="Prrafodelista"/>
+        <w:numPr>
+          <w:ilvl w:val="1"/>
+          <w:numId w:val="4"/>
+        </w:numPr>
+        <w:rPr>
+          <w:b/>
+          <w:bCs/>
+        </w:rPr>
+      </w:pPr>
+      <w:proofErr w:type="spellStart"/>
+      <w:r>
+        <w:rPr>
+          <w:b/>
+          <w:bCs/>
+          <w:highlight w:val="yellow"/>
+        </w:rPr>
+        <w:t>Type_holiday</w:t>
+      </w:r>
+      <w:proofErr w:type="spellEnd"/>
+      <w:r>
+        <w:rPr>
+          <w:b/>
+          <w:bCs/>
+          <w:highlight w:val="yellow"/>
+        </w:rPr>
+        <w:t xml:space="preserve"> = </w:t>
+      </w:r>
+      <w:proofErr w:type="spellStart"/>
+      <w:r>
+        <w:rPr>
+          <w:b/>
+          <w:bCs/>
+          <w:highlight w:val="yellow"/>
+        </w:rPr>
+        <w:t>workday</w:t>
+      </w:r>
+      <w:proofErr w:type="spellEnd"/>
+      <w:r>
+        <w:rPr>
+          <w:b/>
+          <w:bCs/>
+          <w:highlight w:val="yellow"/>
+        </w:rPr>
+        <w:t xml:space="preserve"> (LABORABLE</w:t>
+      </w:r>
+      <w:r>
+        <w:rPr>
+          <w:b/>
+          <w:bCs/>
+        </w:rPr>
+        <w:t xml:space="preserve">) </w:t>
+      </w:r>
+    </w:p>
+    <w:p>
+      <w:pPr>
+        <w:rPr>
+          <w:b/>
+          <w:bCs/>
+        </w:rPr>
+      </w:pPr>
+    </w:p>
+    <w:p>
+      <w:pPr>
+        <w:pStyle w:val="Prrafodelista"/>
+        <w:rPr>
+          <w:b/>
+          <w:bCs/>
+        </w:rPr>
+      </w:pPr>
+    </w:p>
+    <w:p>
+      <w:pPr>
+        <w:rPr>
+          <w:b/>
+          <w:bCs/>
+        </w:rPr>
+      </w:pPr>
+    </w:p>
+    <w:p>
+      <w:pPr>
+        <w:rPr>
+          <w:b/>
+          <w:bCs/>
+        </w:rPr>
+      </w:pPr>
+      <w:r>
+        <w:rPr>
+          <w:b/>
+          <w:bCs/>
+        </w:rPr>
+        <w:lastRenderedPageBreak/>
+        <w:t xml:space="preserve">Análisis </w:t>
+      </w:r>
+      <w:proofErr w:type="spellStart"/>
+      <w:r>
+        <w:rPr>
+          <w:b/>
+          <w:bCs/>
+        </w:rPr>
+        <w:t>Univariable</w:t>
+      </w:r>
+      <w:proofErr w:type="spellEnd"/>
+      <w:r>
+        <w:rPr>
+          <w:b/>
+          <w:bCs/>
+        </w:rPr>
+        <w:t xml:space="preserve"> (Columnas numéricas):</w:t>
+      </w:r>
+    </w:p>
+    <w:p>
+      <w:pPr>
+        <w:rPr>
+          <w:b/>
+          <w:bCs/>
+        </w:rPr>
+      </w:pPr>
+      <w:r>
+        <w:rPr>
+          <w:b/>
+          <w:bCs/>
+        </w:rPr>
+        <w:t xml:space="preserve">Date: </w:t>
+      </w:r>
+    </w:p>
+    <w:p>
+      <w:pPr>
+        <w:rPr>
+          <w:b/>
+          <w:bCs/>
+        </w:rPr>
+      </w:pPr>
+      <w:r>
+        <w:rPr>
+          <w:b/>
+          <w:bCs/>
+        </w:rPr>
+        <w:t>Sales: Volveremos a verlo</w:t>
+      </w:r>
+    </w:p>
+    <w:p>
+      <w:pPr>
+        <w:rPr>
+          <w:b/>
+          <w:bCs/>
+        </w:rPr>
+      </w:pPr>
+      <w:proofErr w:type="spellStart"/>
+      <w:r>
+        <w:rPr>
+          <w:b/>
+          <w:bCs/>
+        </w:rPr>
+        <w:t>On</w:t>
+      </w:r>
+      <w:proofErr w:type="spellEnd"/>
+      <w:r>
+        <w:rPr>
+          <w:b/>
+          <w:bCs/>
+        </w:rPr>
+        <w:t xml:space="preserve"> </w:t>
+      </w:r>
+      <w:proofErr w:type="spellStart"/>
+      <w:r>
+        <w:rPr>
+          <w:b/>
+          <w:bCs/>
+        </w:rPr>
+        <w:t>promotion</w:t>
+      </w:r>
+      <w:proofErr w:type="spellEnd"/>
+      <w:r>
+        <w:rPr>
+          <w:b/>
+          <w:bCs/>
+        </w:rPr>
+        <w:t>: tenemos que verlo otra ves</w:t>
+      </w:r>
+    </w:p>
+    <w:p>
+      <w:pPr>
+        <w:rPr>
+          <w:b/>
+          <w:bCs/>
+        </w:rPr>
+      </w:pPr>
+      <w:proofErr w:type="spellStart"/>
+      <w:r>
+        <w:rPr>
+          <w:b/>
+          <w:bCs/>
+        </w:rPr>
+        <w:t>Transactions</w:t>
+      </w:r>
+      <w:proofErr w:type="spellEnd"/>
+      <w:r>
+        <w:rPr>
+          <w:b/>
+          <w:bCs/>
+        </w:rPr>
+        <w:t xml:space="preserve">: hay muchas transacciones al principio, pero después baja, </w:t>
+      </w:r>
+      <w:proofErr w:type="gramStart"/>
+      <w:r>
+        <w:rPr>
+          <w:b/>
+          <w:bCs/>
+        </w:rPr>
+        <w:t>y  hay</w:t>
+      </w:r>
+      <w:proofErr w:type="gramEnd"/>
+      <w:r>
+        <w:rPr>
+          <w:b/>
+          <w:bCs/>
+        </w:rPr>
+        <w:t xml:space="preserve"> una ligera cola hacia la derecha</w:t>
+      </w:r>
+    </w:p>
+    <w:p>
+      <w:pPr>
+        <w:rPr>
+          <w:b/>
+          <w:bCs/>
+        </w:rPr>
+      </w:pPr>
+      <w:proofErr w:type="spellStart"/>
+      <w:r>
+        <w:rPr>
+          <w:b/>
+          <w:bCs/>
+        </w:rPr>
+        <w:t>Transferred</w:t>
+      </w:r>
+      <w:proofErr w:type="spellEnd"/>
+      <w:r>
+        <w:rPr>
+          <w:b/>
+          <w:bCs/>
+        </w:rPr>
+        <w:t>: No se ve nada, ya que es una variable binaria</w:t>
+      </w:r>
+    </w:p>
+    <w:p>
+      <w:pPr>
+        <w:rPr>
+          <w:b/>
+          <w:bCs/>
+          <w:lang w:val="en-US"/>
+        </w:rPr>
+      </w:pPr>
+      <w:proofErr w:type="spellStart"/>
+      <w:r>
+        <w:rPr>
+          <w:b/>
+          <w:bCs/>
+          <w:lang w:val="en-US"/>
+        </w:rPr>
+        <w:t>Is_weekend</w:t>
+      </w:r>
+      <w:proofErr w:type="spellEnd"/>
+      <w:r>
+        <w:rPr>
+          <w:b/>
+          <w:bCs/>
+          <w:lang w:val="en-US"/>
+        </w:rPr>
+        <w:t xml:space="preserve">: </w:t>
+      </w:r>
+      <w:r>
+        <w:rPr>
+          <w:b/>
+          <w:bCs/>
+          <w:lang w:val="en-US"/>
+        </w:rPr>
+        <w:t>Boolean</w:t>
+      </w:r>
+    </w:p>
+    <w:p>
+      <w:pPr>
+        <w:rPr>
+          <w:b/>
+          <w:bCs/>
+          <w:lang w:val="en-US"/>
+        </w:rPr>
+      </w:pPr>
+    </w:p>
+    <w:p>
+      <w:pPr>
+        <w:rPr>
+          <w:b/>
+          <w:bCs/>
+          <w:lang w:val="en-US"/>
+        </w:rPr>
+      </w:pPr>
+    </w:p>
+    <w:p>
+      <w:pPr>
+        <w:rPr>
+          <w:b/>
+          <w:bCs/>
+          <w:lang w:val="en-US"/>
+        </w:rPr>
+      </w:pPr>
+      <w:r>
+        <w:rPr>
+          <w:b/>
+          <w:bCs/>
+          <w:lang w:val="en-US"/>
+        </w:rPr>
+        <w:t xml:space="preserve">Columnas </w:t>
+      </w:r>
+      <w:proofErr w:type="spellStart"/>
+      <w:r>
+        <w:rPr>
+          <w:b/>
+          <w:bCs/>
+          <w:lang w:val="en-US"/>
+        </w:rPr>
+        <w:t>candidatas</w:t>
+      </w:r>
+      <w:proofErr w:type="spellEnd"/>
+      <w:r>
+        <w:rPr>
+          <w:b/>
+          <w:bCs/>
+          <w:lang w:val="en-US"/>
+        </w:rPr>
+        <w:t xml:space="preserve"> </w:t>
+      </w:r>
+      <w:proofErr w:type="gramStart"/>
+      <w:r>
+        <w:rPr>
+          <w:b/>
+          <w:bCs/>
+          <w:lang w:val="en-US"/>
+        </w:rPr>
+        <w:t>a</w:t>
+      </w:r>
+      <w:proofErr w:type="gramEnd"/>
+      <w:r>
+        <w:rPr>
+          <w:b/>
+          <w:bCs/>
+          <w:lang w:val="en-US"/>
+        </w:rPr>
+        <w:t xml:space="preserve"> </w:t>
+      </w:r>
+      <w:proofErr w:type="spellStart"/>
+      <w:r>
+        <w:rPr>
+          <w:b/>
+          <w:bCs/>
+          <w:lang w:val="en-US"/>
+        </w:rPr>
+        <w:t>eliminación</w:t>
+      </w:r>
+      <w:proofErr w:type="spellEnd"/>
+      <w:r>
+        <w:rPr>
+          <w:b/>
+          <w:bCs/>
+          <w:lang w:val="en-US"/>
+        </w:rPr>
+        <w:t>:</w:t>
+      </w:r>
+    </w:p>
+    <w:p>
+      <w:pPr>
+        <w:pStyle w:val="Prrafodelista"/>
+        <w:numPr>
+          <w:ilvl w:val="0"/>
+          <w:numId w:val="5"/>
+        </w:numPr>
+        <w:rPr>
+          <w:b/>
+          <w:bCs/>
+          <w:lang w:val="en-US"/>
+        </w:rPr>
+      </w:pPr>
+      <w:proofErr w:type="gramStart"/>
+      <w:r>
+        <w:rPr>
+          <w:b/>
+          <w:bCs/>
+          <w:lang w:val="en-US"/>
+        </w:rPr>
+        <w:t>locale</w:t>
+      </w:r>
+      <w:proofErr w:type="gramEnd"/>
+    </w:p>
+    <w:p>
+      <w:pPr>
+        <w:pStyle w:val="Prrafodelista"/>
+        <w:numPr>
+          <w:ilvl w:val="0"/>
+          <w:numId w:val="5"/>
+        </w:numPr>
+        <w:rPr>
+          <w:b/>
+          <w:bCs/>
+          <w:lang w:val="en-US"/>
+        </w:rPr>
+      </w:pPr>
+      <w:r>
+        <w:rPr>
+          <w:b/>
+          <w:bCs/>
+          <w:lang w:val="en-US"/>
+        </w:rPr>
+        <w:t xml:space="preserve"> </w:t>
+      </w:r>
+      <w:proofErr w:type="spellStart"/>
+      <w:r>
+        <w:rPr>
+          <w:b/>
+          <w:bCs/>
+          <w:lang w:val="en-US"/>
+        </w:rPr>
+        <w:t>locale_name</w:t>
+      </w:r>
+      <w:proofErr w:type="spellEnd"/>
+    </w:p>
+    <w:p>
+      <w:pPr>
+        <w:pStyle w:val="Prrafodelista"/>
+        <w:numPr>
+          <w:ilvl w:val="0"/>
+          <w:numId w:val="5"/>
+        </w:numPr>
+        <w:rPr>
+          <w:b/>
+          <w:bCs/>
+          <w:lang w:val="en-US"/>
+        </w:rPr>
+      </w:pPr>
+      <w:r>
+        <w:rPr>
+          <w:b/>
+          <w:bCs/>
+          <w:lang w:val="en-US"/>
+        </w:rPr>
+        <w:t xml:space="preserve"> </w:t>
+      </w:r>
+      <w:proofErr w:type="gramStart"/>
+      <w:r>
+        <w:rPr>
+          <w:b/>
+          <w:bCs/>
+          <w:lang w:val="en-US"/>
+        </w:rPr>
+        <w:t>description</w:t>
+      </w:r>
+      <w:proofErr w:type="gramEnd"/>
+    </w:p>
+    <w:p>
+      <w:pPr>
+        <w:pStyle w:val="Prrafodelista"/>
+        <w:numPr>
+          <w:ilvl w:val="0"/>
+          <w:numId w:val="5"/>
+        </w:numPr>
+        <w:rPr>
+          <w:b/>
+          <w:bCs/>
+          <w:lang w:val="en-US"/>
+        </w:rPr>
+      </w:pPr>
+      <w:r>
+        <w:rPr>
+          <w:b/>
+          <w:bCs/>
+          <w:lang w:val="en-US"/>
+        </w:rPr>
+        <w:t xml:space="preserve"> transferred</w:t>
+      </w:r>
+    </w:p>
+    <w:p>
+      <w:pPr>
+        <w:rPr>
+          <w:b/>
+          <w:bCs/>
+          <w:lang w:val="en-US"/>
+        </w:rPr>
+      </w:pPr>
+    </w:p>
+    <w:p>
+      <w:pPr>
+        <w:rPr>
+          <w:b/>
+          <w:bCs/>
+          <w:lang w:val="en-US"/>
+        </w:rPr>
+      </w:pPr>
+    </w:p>
+    <w:p>
+      <w:pPr>
+        <w:rPr>
+          <w:b/>
+          <w:bCs/>
+          <w:lang w:val="en-US"/>
+        </w:rPr>
+      </w:pPr>
+    </w:p>
+    <w:p>
+      <w:pPr>
+        <w:rPr>
+          <w:b/>
+          <w:bCs/>
+          <w:lang w:val="en-US"/>
+        </w:rPr>
+      </w:pPr>
+    </w:p>
+    <w:p>
+      <w:pPr>
+        <w:rPr>
+          <w:b/>
+          <w:bCs/>
+          <w:lang w:val="en-US"/>
+        </w:rPr>
+      </w:pPr>
+    </w:p>
+    <w:p>
+      <w:pPr>
+        <w:rPr>
+          <w:b/>
+          <w:bCs/>
+          <w:lang w:val="en-US"/>
+        </w:rPr>
+      </w:pPr>
+      <w:proofErr w:type="spellStart"/>
+      <w:r>
+        <w:rPr>
+          <w:b/>
+          <w:bCs/>
+          <w:lang w:val="en-US"/>
+        </w:rPr>
+        <w:t>Observaciones</w:t>
+      </w:r>
+      <w:proofErr w:type="spellEnd"/>
+      <w:r>
+        <w:rPr>
+          <w:b/>
+          <w:bCs/>
+          <w:lang w:val="en-US"/>
+        </w:rPr>
+        <w:t xml:space="preserve"> J</w:t>
+      </w:r>
+      <w:r>
+        <w:rPr>
+          <w:b/>
+          <w:bCs/>
+          <w:lang w:val="en-US"/>
+        </w:rPr>
+        <w:t>ose Manuel:</w:t>
+      </w:r>
+    </w:p>
+    <w:p>
+      <w:pPr>
+        <w:rPr>
+          <w:b/>
+          <w:bCs/>
+          <w:lang w:val="en-US"/>
+        </w:rPr>
+      </w:pPr>
+    </w:p>
+    <w:p>
+      <w:pPr>
+        <w:pStyle w:val="Prrafodelista"/>
+        <w:numPr>
+          <w:ilvl w:val="0"/>
+          <w:numId w:val="3"/>
+        </w:numPr>
+        <w:rPr>
+          <w:b/>
+          <w:bCs/>
+        </w:rPr>
+      </w:pPr>
+      <w:r>
+        <w:rPr>
+          <w:b/>
+          <w:bCs/>
+        </w:rPr>
+        <w:t>No conviene cambiar los i</w:t>
+      </w:r>
+      <w:r>
+        <w:rPr>
+          <w:b/>
+          <w:bCs/>
+        </w:rPr>
+        <w:t xml:space="preserve">d a </w:t>
+      </w:r>
+      <w:proofErr w:type="spellStart"/>
+      <w:r>
+        <w:rPr>
+          <w:b/>
+          <w:bCs/>
+        </w:rPr>
+        <w:t>str</w:t>
+      </w:r>
+      <w:proofErr w:type="spellEnd"/>
+      <w:r>
+        <w:rPr>
+          <w:b/>
+          <w:bCs/>
+        </w:rPr>
+        <w:t xml:space="preserve"> ya que después se tendrían que codificar.</w:t>
+      </w:r>
+    </w:p>
+    <w:p>
+      <w:pPr>
+        <w:pStyle w:val="Prrafodelista"/>
+        <w:numPr>
+          <w:ilvl w:val="0"/>
+          <w:numId w:val="3"/>
+        </w:numPr>
+        <w:rPr>
+          <w:b/>
+          <w:bCs/>
+        </w:rPr>
+      </w:pPr>
+      <w:r>
+        <w:rPr>
+          <w:b/>
+          <w:bCs/>
+        </w:rPr>
+        <w:t xml:space="preserve">Para analizar los </w:t>
+      </w:r>
+      <w:proofErr w:type="spellStart"/>
+      <w:r>
+        <w:rPr>
+          <w:b/>
+          <w:bCs/>
+        </w:rPr>
+        <w:t>outliers</w:t>
+      </w:r>
+      <w:proofErr w:type="spellEnd"/>
+      <w:r>
+        <w:rPr>
+          <w:b/>
+          <w:bCs/>
+        </w:rPr>
+        <w:t xml:space="preserve"> del terremoto, podríamos dividir los datos en un grupo pre, y post terremoto para ver si la estructura </w:t>
+      </w:r>
+      <w:r>
+        <w:rPr>
+          <w:b/>
+          <w:bCs/>
+        </w:rPr>
+        <w:t>de ventas cambia mucho.</w:t>
+      </w:r>
+    </w:p>
+    <w:p>
+      <w:pPr>
+        <w:pStyle w:val="Prrafodelista"/>
+        <w:numPr>
+          <w:ilvl w:val="0"/>
+          <w:numId w:val="3"/>
+        </w:numPr>
+        <w:rPr>
+          <w:b/>
+          <w:bCs/>
+        </w:rPr>
+      </w:pPr>
+    </w:p>
+    <w:p>
+      <w:pPr>
+        <w:rPr>
+          <w:b/>
+          <w:bCs/>
+        </w:rPr>
+      </w:pPr>
+      <w:r>
+        <w:rPr>
+          <w:b/>
+          <w:bCs/>
+        </w:rPr>
+        <w:t xml:space="preserve"> </w:t>
       </w:r>
     </w:p>
     <w:p/>
@@ -894,6 +2146,345 @@
     </w:lvl>
   </w:abstractNum>
   <w:abstractNum w:abstractNumId="1" w15:restartNumberingAfterBreak="0">
+    <w:nsid w:val="3B30507C"/>
+    <w:multiLevelType w:val="hybridMultilevel"/>
+    <w:tmpl w:val="DA300226"/>
+    <w:lvl w:ilvl="0" w:tplc="0C0A0001">
+      <w:start w:val="1"/>
+      <w:numFmt w:val="bullet"/>
+      <w:lvlText w:val=""/>
+      <w:lvlJc w:val="left"/>
+      <w:pPr>
+        <w:ind w:left="720" w:hanging="360"/>
+      </w:pPr>
+      <w:rPr>
+        <w:rFonts w:ascii="Symbol" w:hAnsi="Symbol" w:hint="default"/>
+      </w:rPr>
+    </w:lvl>
+    <w:lvl w:ilvl="1" w:tplc="0C0A0003">
+      <w:start w:val="1"/>
+      <w:numFmt w:val="bullet"/>
+      <w:lvlText w:val="o"/>
+      <w:lvlJc w:val="left"/>
+      <w:pPr>
+        <w:ind w:left="1440" w:hanging="360"/>
+      </w:pPr>
+      <w:rPr>
+        <w:rFonts w:ascii="Courier New" w:hAnsi="Courier New" w:cs="Courier New" w:hint="default"/>
+      </w:rPr>
+    </w:lvl>
+    <w:lvl w:ilvl="2" w:tplc="0C0A0005" w:tentative="1">
+      <w:start w:val="1"/>
+      <w:numFmt w:val="bullet"/>
+      <w:lvlText w:val=""/>
+      <w:lvlJc w:val="left"/>
+      <w:pPr>
+        <w:ind w:left="2160" w:hanging="360"/>
+      </w:pPr>
+      <w:rPr>
+        <w:rFonts w:ascii="Wingdings" w:hAnsi="Wingdings" w:hint="default"/>
+      </w:rPr>
+    </w:lvl>
+    <w:lvl w:ilvl="3" w:tplc="0C0A0001" w:tentative="1">
+      <w:start w:val="1"/>
+      <w:numFmt w:val="bullet"/>
+      <w:lvlText w:val=""/>
+      <w:lvlJc w:val="left"/>
+      <w:pPr>
+        <w:ind w:left="2880" w:hanging="360"/>
+      </w:pPr>
+      <w:rPr>
+        <w:rFonts w:ascii="Symbol" w:hAnsi="Symbol" w:hint="default"/>
+      </w:rPr>
+    </w:lvl>
+    <w:lvl w:ilvl="4" w:tplc="0C0A0003" w:tentative="1">
+      <w:start w:val="1"/>
+      <w:numFmt w:val="bullet"/>
+      <w:lvlText w:val="o"/>
+      <w:lvlJc w:val="left"/>
+      <w:pPr>
+        <w:ind w:left="3600" w:hanging="360"/>
+      </w:pPr>
+      <w:rPr>
+        <w:rFonts w:ascii="Courier New" w:hAnsi="Courier New" w:cs="Courier New" w:hint="default"/>
+      </w:rPr>
+    </w:lvl>
+    <w:lvl w:ilvl="5" w:tplc="0C0A0005" w:tentative="1">
+      <w:start w:val="1"/>
+      <w:numFmt w:val="bullet"/>
+      <w:lvlText w:val=""/>
+      <w:lvlJc w:val="left"/>
+      <w:pPr>
+        <w:ind w:left="4320" w:hanging="360"/>
+      </w:pPr>
+      <w:rPr>
+        <w:rFonts w:ascii="Wingdings" w:hAnsi="Wingdings" w:hint="default"/>
+      </w:rPr>
+    </w:lvl>
+    <w:lvl w:ilvl="6" w:tplc="0C0A0001" w:tentative="1">
+      <w:start w:val="1"/>
+      <w:numFmt w:val="bullet"/>
+      <w:lvlText w:val=""/>
+      <w:lvlJc w:val="left"/>
+      <w:pPr>
+        <w:ind w:left="5040" w:hanging="360"/>
+      </w:pPr>
+      <w:rPr>
+        <w:rFonts w:ascii="Symbol" w:hAnsi="Symbol" w:hint="default"/>
+      </w:rPr>
+    </w:lvl>
+    <w:lvl w:ilvl="7" w:tplc="0C0A0003" w:tentative="1">
+      <w:start w:val="1"/>
+      <w:numFmt w:val="bullet"/>
+      <w:lvlText w:val="o"/>
+      <w:lvlJc w:val="left"/>
+      <w:pPr>
+        <w:ind w:left="5760" w:hanging="360"/>
+      </w:pPr>
+      <w:rPr>
+        <w:rFonts w:ascii="Courier New" w:hAnsi="Courier New" w:cs="Courier New" w:hint="default"/>
+      </w:rPr>
+    </w:lvl>
+    <w:lvl w:ilvl="8" w:tplc="0C0A0005" w:tentative="1">
+      <w:start w:val="1"/>
+      <w:numFmt w:val="bullet"/>
+      <w:lvlText w:val=""/>
+      <w:lvlJc w:val="left"/>
+      <w:pPr>
+        <w:ind w:left="6480" w:hanging="360"/>
+      </w:pPr>
+      <w:rPr>
+        <w:rFonts w:ascii="Wingdings" w:hAnsi="Wingdings" w:hint="default"/>
+      </w:rPr>
+    </w:lvl>
+  </w:abstractNum>
+  <w:abstractNum w:abstractNumId="2" w15:restartNumberingAfterBreak="0">
+    <w:nsid w:val="4061791C"/>
+    <w:multiLevelType w:val="hybridMultilevel"/>
+    <w:tmpl w:val="DD4A20C6"/>
+    <w:lvl w:ilvl="0" w:tplc="0C0A0001">
+      <w:start w:val="1"/>
+      <w:numFmt w:val="bullet"/>
+      <w:lvlText w:val=""/>
+      <w:lvlJc w:val="left"/>
+      <w:pPr>
+        <w:ind w:left="720" w:hanging="360"/>
+      </w:pPr>
+      <w:rPr>
+        <w:rFonts w:ascii="Symbol" w:hAnsi="Symbol" w:hint="default"/>
+      </w:rPr>
+    </w:lvl>
+    <w:lvl w:ilvl="1" w:tplc="0C0A0003" w:tentative="1">
+      <w:start w:val="1"/>
+      <w:numFmt w:val="bullet"/>
+      <w:lvlText w:val="o"/>
+      <w:lvlJc w:val="left"/>
+      <w:pPr>
+        <w:ind w:left="1440" w:hanging="360"/>
+      </w:pPr>
+      <w:rPr>
+        <w:rFonts w:ascii="Courier New" w:hAnsi="Courier New" w:cs="Courier New" w:hint="default"/>
+      </w:rPr>
+    </w:lvl>
+    <w:lvl w:ilvl="2" w:tplc="0C0A0005" w:tentative="1">
+      <w:start w:val="1"/>
+      <w:numFmt w:val="bullet"/>
+      <w:lvlText w:val=""/>
+      <w:lvlJc w:val="left"/>
+      <w:pPr>
+        <w:ind w:left="2160" w:hanging="360"/>
+      </w:pPr>
+      <w:rPr>
+        <w:rFonts w:ascii="Wingdings" w:hAnsi="Wingdings" w:hint="default"/>
+      </w:rPr>
+    </w:lvl>
+    <w:lvl w:ilvl="3" w:tplc="0C0A0001" w:tentative="1">
+      <w:start w:val="1"/>
+      <w:numFmt w:val="bullet"/>
+      <w:lvlText w:val=""/>
+      <w:lvlJc w:val="left"/>
+      <w:pPr>
+        <w:ind w:left="2880" w:hanging="360"/>
+      </w:pPr>
+      <w:rPr>
+        <w:rFonts w:ascii="Symbol" w:hAnsi="Symbol" w:hint="default"/>
+      </w:rPr>
+    </w:lvl>
+    <w:lvl w:ilvl="4" w:tplc="0C0A0003" w:tentative="1">
+      <w:start w:val="1"/>
+      <w:numFmt w:val="bullet"/>
+      <w:lvlText w:val="o"/>
+      <w:lvlJc w:val="left"/>
+      <w:pPr>
+        <w:ind w:left="3600" w:hanging="360"/>
+      </w:pPr>
+      <w:rPr>
+        <w:rFonts w:ascii="Courier New" w:hAnsi="Courier New" w:cs="Courier New" w:hint="default"/>
+      </w:rPr>
+    </w:lvl>
+    <w:lvl w:ilvl="5" w:tplc="0C0A0005" w:tentative="1">
+      <w:start w:val="1"/>
+      <w:numFmt w:val="bullet"/>
+      <w:lvlText w:val=""/>
+      <w:lvlJc w:val="left"/>
+      <w:pPr>
+        <w:ind w:left="4320" w:hanging="360"/>
+      </w:pPr>
+      <w:rPr>
+        <w:rFonts w:ascii="Wingdings" w:hAnsi="Wingdings" w:hint="default"/>
+      </w:rPr>
+    </w:lvl>
+    <w:lvl w:ilvl="6" w:tplc="0C0A0001" w:tentative="1">
+      <w:start w:val="1"/>
+      <w:numFmt w:val="bullet"/>
+      <w:lvlText w:val=""/>
+      <w:lvlJc w:val="left"/>
+      <w:pPr>
+        <w:ind w:left="5040" w:hanging="360"/>
+      </w:pPr>
+      <w:rPr>
+        <w:rFonts w:ascii="Symbol" w:hAnsi="Symbol" w:hint="default"/>
+      </w:rPr>
+    </w:lvl>
+    <w:lvl w:ilvl="7" w:tplc="0C0A0003" w:tentative="1">
+      <w:start w:val="1"/>
+      <w:numFmt w:val="bullet"/>
+      <w:lvlText w:val="o"/>
+      <w:lvlJc w:val="left"/>
+      <w:pPr>
+        <w:ind w:left="5760" w:hanging="360"/>
+      </w:pPr>
+      <w:rPr>
+        <w:rFonts w:ascii="Courier New" w:hAnsi="Courier New" w:cs="Courier New" w:hint="default"/>
+      </w:rPr>
+    </w:lvl>
+    <w:lvl w:ilvl="8" w:tplc="0C0A0005" w:tentative="1">
+      <w:start w:val="1"/>
+      <w:numFmt w:val="bullet"/>
+      <w:lvlText w:val=""/>
+      <w:lvlJc w:val="left"/>
+      <w:pPr>
+        <w:ind w:left="6480" w:hanging="360"/>
+      </w:pPr>
+      <w:rPr>
+        <w:rFonts w:ascii="Wingdings" w:hAnsi="Wingdings" w:hint="default"/>
+      </w:rPr>
+    </w:lvl>
+  </w:abstractNum>
+  <w:abstractNum w:abstractNumId="3" w15:restartNumberingAfterBreak="0">
+    <w:nsid w:val="73B66F4A"/>
+    <w:multiLevelType w:val="hybridMultilevel"/>
+    <w:tmpl w:val="8C0C20A4"/>
+    <w:lvl w:ilvl="0" w:tplc="0C0A0001">
+      <w:start w:val="1"/>
+      <w:numFmt w:val="bullet"/>
+      <w:lvlText w:val=""/>
+      <w:lvlJc w:val="left"/>
+      <w:pPr>
+        <w:ind w:left="720" w:hanging="360"/>
+      </w:pPr>
+      <w:rPr>
+        <w:rFonts w:ascii="Symbol" w:hAnsi="Symbol" w:hint="default"/>
+      </w:rPr>
+    </w:lvl>
+    <w:lvl w:ilvl="1" w:tplc="0C0A0003" w:tentative="1">
+      <w:start w:val="1"/>
+      <w:numFmt w:val="bullet"/>
+      <w:lvlText w:val="o"/>
+      <w:lvlJc w:val="left"/>
+      <w:pPr>
+        <w:ind w:left="1440" w:hanging="360"/>
+      </w:pPr>
+      <w:rPr>
+        <w:rFonts w:ascii="Courier New" w:hAnsi="Courier New" w:cs="Courier New" w:hint="default"/>
+      </w:rPr>
+    </w:lvl>
+    <w:lvl w:ilvl="2" w:tplc="0C0A0005" w:tentative="1">
+      <w:start w:val="1"/>
+      <w:numFmt w:val="bullet"/>
+      <w:lvlText w:val=""/>
+      <w:lvlJc w:val="left"/>
+      <w:pPr>
+        <w:ind w:left="2160" w:hanging="360"/>
+      </w:pPr>
+      <w:rPr>
+        <w:rFonts w:ascii="Wingdings" w:hAnsi="Wingdings" w:hint="default"/>
+      </w:rPr>
+    </w:lvl>
+    <w:lvl w:ilvl="3" w:tplc="0C0A0001" w:tentative="1">
+      <w:start w:val="1"/>
+      <w:numFmt w:val="bullet"/>
+      <w:lvlText w:val=""/>
+      <w:lvlJc w:val="left"/>
+      <w:pPr>
+        <w:ind w:left="2880" w:hanging="360"/>
+      </w:pPr>
+      <w:rPr>
+        <w:rFonts w:ascii="Symbol" w:hAnsi="Symbol" w:hint="default"/>
+      </w:rPr>
+    </w:lvl>
+    <w:lvl w:ilvl="4" w:tplc="0C0A0003" w:tentative="1">
+      <w:start w:val="1"/>
+      <w:numFmt w:val="bullet"/>
+      <w:lvlText w:val="o"/>
+      <w:lvlJc w:val="left"/>
+      <w:pPr>
+        <w:ind w:left="3600" w:hanging="360"/>
+      </w:pPr>
+      <w:rPr>
+        <w:rFonts w:ascii="Courier New" w:hAnsi="Courier New" w:cs="Courier New" w:hint="default"/>
+      </w:rPr>
+    </w:lvl>
+    <w:lvl w:ilvl="5" w:tplc="0C0A0005" w:tentative="1">
+      <w:start w:val="1"/>
+      <w:numFmt w:val="bullet"/>
+      <w:lvlText w:val=""/>
+      <w:lvlJc w:val="left"/>
+      <w:pPr>
+        <w:ind w:left="4320" w:hanging="360"/>
+      </w:pPr>
+      <w:rPr>
+        <w:rFonts w:ascii="Wingdings" w:hAnsi="Wingdings" w:hint="default"/>
+      </w:rPr>
+    </w:lvl>
+    <w:lvl w:ilvl="6" w:tplc="0C0A0001" w:tentative="1">
+      <w:start w:val="1"/>
+      <w:numFmt w:val="bullet"/>
+      <w:lvlText w:val=""/>
+      <w:lvlJc w:val="left"/>
+      <w:pPr>
+        <w:ind w:left="5040" w:hanging="360"/>
+      </w:pPr>
+      <w:rPr>
+        <w:rFonts w:ascii="Symbol" w:hAnsi="Symbol" w:hint="default"/>
+      </w:rPr>
+    </w:lvl>
+    <w:lvl w:ilvl="7" w:tplc="0C0A0003" w:tentative="1">
+      <w:start w:val="1"/>
+      <w:numFmt w:val="bullet"/>
+      <w:lvlText w:val="o"/>
+      <w:lvlJc w:val="left"/>
+      <w:pPr>
+        <w:ind w:left="5760" w:hanging="360"/>
+      </w:pPr>
+      <w:rPr>
+        <w:rFonts w:ascii="Courier New" w:hAnsi="Courier New" w:cs="Courier New" w:hint="default"/>
+      </w:rPr>
+    </w:lvl>
+    <w:lvl w:ilvl="8" w:tplc="0C0A0005" w:tentative="1">
+      <w:start w:val="1"/>
+      <w:numFmt w:val="bullet"/>
+      <w:lvlText w:val=""/>
+      <w:lvlJc w:val="left"/>
+      <w:pPr>
+        <w:ind w:left="6480" w:hanging="360"/>
+      </w:pPr>
+      <w:rPr>
+        <w:rFonts w:ascii="Wingdings" w:hAnsi="Wingdings" w:hint="default"/>
+      </w:rPr>
+    </w:lvl>
+  </w:abstractNum>
+  <w:abstractNum w:abstractNumId="4" w15:restartNumberingAfterBreak="0">
     <w:nsid w:val="777763D6"/>
     <w:multiLevelType w:val="hybridMultilevel"/>
     <w:tmpl w:val="8752CA46"/>
@@ -1010,7 +2601,16 @@
     <w:abstractNumId w:val="0"/>
   </w:num>
   <w:num w:numId="2" w16cid:durableId="713621903">
+    <w:abstractNumId w:val="4"/>
+  </w:num>
+  <w:num w:numId="3" w16cid:durableId="1322343524">
+    <w:abstractNumId w:val="2"/>
+  </w:num>
+  <w:num w:numId="4" w16cid:durableId="1597249184">
     <w:abstractNumId w:val="1"/>
+  </w:num>
+  <w:num w:numId="5" w16cid:durableId="1286692819">
+    <w:abstractNumId w:val="3"/>
   </w:num>
 </w:numbering>
 </file>
@@ -1618,6 +3218,7 @@
   <w:style w:type="character" w:default="1" w:styleId="Fuentedeprrafopredeter">
     <w:name w:val="Default Paragraph Font"/>
     <w:uiPriority w:val="1"/>
+    <w:semiHidden/>
     <w:unhideWhenUsed/>
   </w:style>
   <w:style w:type="table" w:default="1" w:styleId="Tablanormal">

--- a/docs/Store_Sales_Informe.docx
+++ b/docs/Store_Sales_Informe.docx
@@ -29,6 +29,154 @@
           <w:b/>
           <w:bCs/>
         </w:rPr>
+        <w:t>Hipótesis de negocio:</w:t>
+      </w:r>
+    </w:p>
+    <w:p>
+      <w:pPr>
+        <w:pStyle w:val="Prrafodelista"/>
+        <w:numPr>
+          <w:ilvl w:val="0"/>
+          <w:numId w:val="6"/>
+        </w:numPr>
+      </w:pPr>
+      <w:r>
+        <w:t>El impacto de las promociones (‘</w:t>
+      </w:r>
+      <w:proofErr w:type="spellStart"/>
+      <w:r>
+        <w:t>on_promotion</w:t>
+      </w:r>
+      <w:proofErr w:type="spellEnd"/>
+      <w:proofErr w:type="gramStart"/>
+      <w:r>
+        <w:t>’)  en</w:t>
+      </w:r>
+      <w:proofErr w:type="gramEnd"/>
+      <w:r>
+        <w:t xml:space="preserve"> el volumen de ventas no es uniforme y es significativamente más alto en productos de “Larga Duración” que en “Perecederos”</w:t>
+      </w:r>
+    </w:p>
+    <w:p>
+      <w:pPr>
+        <w:pStyle w:val="Prrafodelista"/>
+        <w:numPr>
+          <w:ilvl w:val="0"/>
+          <w:numId w:val="6"/>
+        </w:numPr>
+      </w:pPr>
+      <w:r>
+        <w:t>Dada la economía de Ecuador, existe una correlación positiva con un rezago (</w:t>
+      </w:r>
+      <w:proofErr w:type="spellStart"/>
+      <w:r>
+        <w:t>lag</w:t>
+      </w:r>
+      <w:proofErr w:type="spellEnd"/>
+      <w:r>
+        <w:t>) de 7 a 14 días entre la subida del precio del petróleo (</w:t>
+      </w:r>
+      <w:proofErr w:type="spellStart"/>
+      <w:r>
+        <w:t>oil_price</w:t>
+      </w:r>
+      <w:proofErr w:type="spellEnd"/>
+      <w:r>
+        <w:t xml:space="preserve">) y el incremento en el </w:t>
+      </w:r>
+      <w:proofErr w:type="gramStart"/>
+      <w:r>
+        <w:t>ticket</w:t>
+      </w:r>
+      <w:proofErr w:type="gramEnd"/>
+      <w:r>
+        <w:t xml:space="preserve"> promedio.</w:t>
+      </w:r>
+    </w:p>
+    <w:p>
+      <w:pPr>
+        <w:pStyle w:val="Prrafodelista"/>
+        <w:numPr>
+          <w:ilvl w:val="0"/>
+          <w:numId w:val="6"/>
+        </w:numPr>
+      </w:pPr>
+      <w:r>
+        <w:t xml:space="preserve">El comportamiento de compra está más influenciado por el </w:t>
+      </w:r>
+      <w:proofErr w:type="spellStart"/>
+      <w:proofErr w:type="gramStart"/>
+      <w:r>
+        <w:t>cluster</w:t>
+      </w:r>
+      <w:proofErr w:type="spellEnd"/>
+      <w:proofErr w:type="gramEnd"/>
+      <w:r>
+        <w:t xml:space="preserve"> de la tienda que por la ciudad o estado donde se ubica.</w:t>
+      </w:r>
+    </w:p>
+    <w:p>
+      <w:pPr>
+        <w:pStyle w:val="Prrafodelista"/>
+        <w:numPr>
+          <w:ilvl w:val="0"/>
+          <w:numId w:val="6"/>
+        </w:numPr>
+      </w:pPr>
+      <w:r>
+        <w:t xml:space="preserve">El crecimiento de las ventas en los </w:t>
+      </w:r>
+      <w:proofErr w:type="spellStart"/>
+      <w:proofErr w:type="gramStart"/>
+      <w:r>
+        <w:t>clusters</w:t>
+      </w:r>
+      <w:proofErr w:type="spellEnd"/>
+      <w:proofErr w:type="gramEnd"/>
+      <w:r>
+        <w:t xml:space="preserve"> de alto rendimiento no se debe a un aumento en el número de transacciones, sino a un incremento en el valor del </w:t>
+      </w:r>
+      <w:proofErr w:type="gramStart"/>
+      <w:r>
+        <w:t>ticket</w:t>
+      </w:r>
+      <w:proofErr w:type="gramEnd"/>
+      <w:r>
+        <w:t xml:space="preserve"> promedio.</w:t>
+      </w:r>
+    </w:p>
+    <w:p>
+      <w:pPr>
+        <w:pStyle w:val="Prrafodelista"/>
+        <w:numPr>
+          <w:ilvl w:val="0"/>
+          <w:numId w:val="6"/>
+        </w:numPr>
+      </w:pPr>
+      <w:r>
+        <w:t>Las ventas de categorías 'Aspiracionales' o de '</w:t>
+      </w:r>
+      <w:proofErr w:type="gramStart"/>
+      <w:r>
+        <w:t>Ticket</w:t>
+      </w:r>
+      <w:proofErr w:type="gramEnd"/>
+      <w:r>
+        <w:t xml:space="preserve"> Alto' (como LIQUOR, WINE, BEER, BEAUTY y HOME AND KITCHEN) presentan un incremento superior al 25% durante los días 15 y el último día del mes, en comparación con los días valle (días 5 al 10).</w:t>
+      </w:r>
+    </w:p>
+    <w:p>
+      <w:pPr>
+        <w:rPr>
+          <w:b/>
+          <w:bCs/>
+        </w:rPr>
+      </w:pPr>
+      <w:r>
+        <w:rPr>
+          <w:b/>
+          <w:bCs/>
+        </w:rPr>
         <w:t>Hipótesis</w:t>
       </w:r>
     </w:p>
@@ -91,6 +239,22 @@
         </w:rPr>
         <w:t>¿Cómo afecta el precio de la gasolina a las ventas?</w:t>
       </w:r>
+    </w:p>
+    <w:p>
+      <w:pPr>
+        <w:rPr>
+          <w:b/>
+          <w:bCs/>
+        </w:rPr>
+      </w:pPr>
+    </w:p>
+    <w:p>
+      <w:pPr>
+        <w:rPr>
+          <w:b/>
+          <w:bCs/>
+        </w:rPr>
+      </w:pPr>
     </w:p>
     <w:p>
       <w:pPr>
@@ -299,7 +463,15 @@
           <w:bCs/>
         </w:rPr>
         <w:br/>
-        <w:t>Cantidad total de ventas de una familia de productos en una tienda específica y en una fecha determinada.</w:t>
+        <w:t xml:space="preserve">Cantidad total de ventas de una familia de productos en una tienda específica y en </w:t>
+      </w:r>
+      <w:r>
+        <w:rPr>
+          <w:b/>
+          <w:bCs/>
+        </w:rPr>
+        <w:lastRenderedPageBreak/>
+        <w:t>una fecha determinada.</w:t>
       </w:r>
       <w:r>
         <w:rPr>
@@ -497,7 +669,6 @@
           <w:b/>
           <w:bCs/>
         </w:rPr>
-        <w:lastRenderedPageBreak/>
         <w:t>Transactions</w:t>
       </w:r>
       <w:proofErr w:type="spellEnd"/>
@@ -917,6 +1088,7 @@
           <w:b/>
           <w:bCs/>
         </w:rPr>
+        <w:lastRenderedPageBreak/>
         <w:t xml:space="preserve">En el campo sales, </w:t>
       </w:r>
       <w:proofErr w:type="spellStart"/>
@@ -1389,7 +1561,6 @@
           <w:b/>
           <w:bCs/>
         </w:rPr>
-        <w:lastRenderedPageBreak/>
         <w:t xml:space="preserve">Análisis </w:t>
       </w:r>
       <w:proofErr w:type="spellStart"/>
@@ -1446,21 +1617,12 @@
           <w:bCs/>
         </w:rPr>
       </w:pPr>
-      <w:proofErr w:type="spellStart"/>
-      <w:r>
-        <w:rPr>
-          <w:b/>
-          <w:bCs/>
-        </w:rPr>
-        <w:t>On</w:t>
-      </w:r>
-      <w:proofErr w:type="spellEnd"/>
-      <w:r>
-        <w:rPr>
-          <w:b/>
-          <w:bCs/>
-        </w:rPr>
-        <w:t xml:space="preserve"> </w:t>
+      <w:r>
+        <w:rPr>
+          <w:b/>
+          <w:bCs/>
+        </w:rPr>
+        <w:t xml:space="preserve">On </w:t>
       </w:r>
       <w:proofErr w:type="spellStart"/>
       <w:r>
@@ -1809,60 +1971,91 @@
         <w:rPr>
           <w:b/>
           <w:bCs/>
-          <w:lang w:val="en-US"/>
-        </w:rPr>
-      </w:pPr>
-    </w:p>
-    <w:p>
-      <w:pPr>
-        <w:rPr>
-          <w:b/>
-          <w:bCs/>
-          <w:lang w:val="en-US"/>
-        </w:rPr>
-      </w:pPr>
-    </w:p>
-    <w:p>
-      <w:pPr>
-        <w:rPr>
-          <w:b/>
-          <w:bCs/>
-          <w:lang w:val="en-US"/>
-        </w:rPr>
-      </w:pPr>
-      <w:proofErr w:type="spellStart"/>
-      <w:r>
-        <w:rPr>
-          <w:b/>
-          <w:bCs/>
-          <w:lang w:val="en-US"/>
-        </w:rPr>
-        <w:t>Observaciones</w:t>
-      </w:r>
-      <w:proofErr w:type="spellEnd"/>
-      <w:r>
-        <w:rPr>
-          <w:b/>
-          <w:bCs/>
-          <w:lang w:val="en-US"/>
-        </w:rPr>
-        <w:t xml:space="preserve"> J</w:t>
-      </w:r>
-      <w:r>
-        <w:rPr>
-          <w:b/>
-          <w:bCs/>
-          <w:lang w:val="en-US"/>
-        </w:rPr>
-        <w:t>ose Manuel:</w:t>
-      </w:r>
-    </w:p>
-    <w:p>
-      <w:pPr>
-        <w:rPr>
-          <w:b/>
-          <w:bCs/>
-          <w:lang w:val="en-US"/>
+        </w:rPr>
+      </w:pPr>
+      <w:r>
+        <w:rPr>
+          <w:b/>
+          <w:bCs/>
+        </w:rPr>
+        <w:t>-Eliminamos t</w:t>
+      </w:r>
+      <w:r>
+        <w:rPr>
+          <w:b/>
+          <w:bCs/>
+        </w:rPr>
+        <w:t xml:space="preserve">odas las columnas de </w:t>
+      </w:r>
+      <w:proofErr w:type="spellStart"/>
+      <w:r>
+        <w:rPr>
+          <w:b/>
+          <w:bCs/>
+        </w:rPr>
+        <w:t>holiday</w:t>
+      </w:r>
+      <w:proofErr w:type="spellEnd"/>
+      <w:r>
+        <w:rPr>
+          <w:b/>
+          <w:bCs/>
+        </w:rPr>
+        <w:t xml:space="preserve"> y creamos una columna que sea 0: No laborales y 1: Laborable, a fin de sustituir todas esas columnas.</w:t>
+      </w:r>
+    </w:p>
+    <w:p>
+      <w:pPr>
+        <w:rPr>
+          <w:b/>
+          <w:bCs/>
+        </w:rPr>
+      </w:pPr>
+    </w:p>
+    <w:p>
+      <w:pPr>
+        <w:rPr>
+          <w:b/>
+          <w:bCs/>
+        </w:rPr>
+      </w:pPr>
+    </w:p>
+    <w:p>
+      <w:pPr>
+        <w:rPr>
+          <w:b/>
+          <w:bCs/>
+        </w:rPr>
+      </w:pPr>
+      <w:r>
+        <w:rPr>
+          <w:b/>
+          <w:bCs/>
+        </w:rPr>
+        <w:t xml:space="preserve">Observaciones </w:t>
+      </w:r>
+      <w:proofErr w:type="spellStart"/>
+      <w:r>
+        <w:rPr>
+          <w:b/>
+          <w:bCs/>
+        </w:rPr>
+        <w:t>Jose</w:t>
+      </w:r>
+      <w:proofErr w:type="spellEnd"/>
+      <w:r>
+        <w:rPr>
+          <w:b/>
+          <w:bCs/>
+        </w:rPr>
+        <w:t xml:space="preserve"> Manuel:</w:t>
+      </w:r>
+    </w:p>
+    <w:p>
+      <w:pPr>
+        <w:rPr>
+          <w:b/>
+          <w:bCs/>
         </w:rPr>
       </w:pPr>
     </w:p>
@@ -2372,6 +2565,92 @@
     </w:lvl>
   </w:abstractNum>
   <w:abstractNum w:abstractNumId="3" w15:restartNumberingAfterBreak="0">
+    <w:nsid w:val="45EC434F"/>
+    <w:multiLevelType w:val="hybridMultilevel"/>
+    <w:tmpl w:val="E6DE8A0A"/>
+    <w:lvl w:ilvl="0" w:tplc="0C0A000F">
+      <w:start w:val="1"/>
+      <w:numFmt w:val="decimal"/>
+      <w:lvlText w:val="%1."/>
+      <w:lvlJc w:val="left"/>
+      <w:pPr>
+        <w:ind w:left="720" w:hanging="360"/>
+      </w:pPr>
+    </w:lvl>
+    <w:lvl w:ilvl="1" w:tplc="0C0A0019" w:tentative="1">
+      <w:start w:val="1"/>
+      <w:numFmt w:val="lowerLetter"/>
+      <w:lvlText w:val="%2."/>
+      <w:lvlJc w:val="left"/>
+      <w:pPr>
+        <w:ind w:left="1440" w:hanging="360"/>
+      </w:pPr>
+    </w:lvl>
+    <w:lvl w:ilvl="2" w:tplc="0C0A001B" w:tentative="1">
+      <w:start w:val="1"/>
+      <w:numFmt w:val="lowerRoman"/>
+      <w:lvlText w:val="%3."/>
+      <w:lvlJc w:val="right"/>
+      <w:pPr>
+        <w:ind w:left="2160" w:hanging="180"/>
+      </w:pPr>
+    </w:lvl>
+    <w:lvl w:ilvl="3" w:tplc="0C0A000F" w:tentative="1">
+      <w:start w:val="1"/>
+      <w:numFmt w:val="decimal"/>
+      <w:lvlText w:val="%4."/>
+      <w:lvlJc w:val="left"/>
+      <w:pPr>
+        <w:ind w:left="2880" w:hanging="360"/>
+      </w:pPr>
+    </w:lvl>
+    <w:lvl w:ilvl="4" w:tplc="0C0A0019" w:tentative="1">
+      <w:start w:val="1"/>
+      <w:numFmt w:val="lowerLetter"/>
+      <w:lvlText w:val="%5."/>
+      <w:lvlJc w:val="left"/>
+      <w:pPr>
+        <w:ind w:left="3600" w:hanging="360"/>
+      </w:pPr>
+    </w:lvl>
+    <w:lvl w:ilvl="5" w:tplc="0C0A001B" w:tentative="1">
+      <w:start w:val="1"/>
+      <w:numFmt w:val="lowerRoman"/>
+      <w:lvlText w:val="%6."/>
+      <w:lvlJc w:val="right"/>
+      <w:pPr>
+        <w:ind w:left="4320" w:hanging="180"/>
+      </w:pPr>
+    </w:lvl>
+    <w:lvl w:ilvl="6" w:tplc="0C0A000F" w:tentative="1">
+      <w:start w:val="1"/>
+      <w:numFmt w:val="decimal"/>
+      <w:lvlText w:val="%7."/>
+      <w:lvlJc w:val="left"/>
+      <w:pPr>
+        <w:ind w:left="5040" w:hanging="360"/>
+      </w:pPr>
+    </w:lvl>
+    <w:lvl w:ilvl="7" w:tplc="0C0A0019" w:tentative="1">
+      <w:start w:val="1"/>
+      <w:numFmt w:val="lowerLetter"/>
+      <w:lvlText w:val="%8."/>
+      <w:lvlJc w:val="left"/>
+      <w:pPr>
+        <w:ind w:left="5760" w:hanging="360"/>
+      </w:pPr>
+    </w:lvl>
+    <w:lvl w:ilvl="8" w:tplc="0C0A001B" w:tentative="1">
+      <w:start w:val="1"/>
+      <w:numFmt w:val="lowerRoman"/>
+      <w:lvlText w:val="%9."/>
+      <w:lvlJc w:val="right"/>
+      <w:pPr>
+        <w:ind w:left="6480" w:hanging="180"/>
+      </w:pPr>
+    </w:lvl>
+  </w:abstractNum>
+  <w:abstractNum w:abstractNumId="4" w15:restartNumberingAfterBreak="0">
     <w:nsid w:val="73B66F4A"/>
     <w:multiLevelType w:val="hybridMultilevel"/>
     <w:tmpl w:val="8C0C20A4"/>
@@ -2484,7 +2763,7 @@
       </w:rPr>
     </w:lvl>
   </w:abstractNum>
-  <w:abstractNum w:abstractNumId="4" w15:restartNumberingAfterBreak="0">
+  <w:abstractNum w:abstractNumId="5" w15:restartNumberingAfterBreak="0">
     <w:nsid w:val="777763D6"/>
     <w:multiLevelType w:val="hybridMultilevel"/>
     <w:tmpl w:val="8752CA46"/>
@@ -2601,7 +2880,7 @@
     <w:abstractNumId w:val="0"/>
   </w:num>
   <w:num w:numId="2" w16cid:durableId="713621903">
-    <w:abstractNumId w:val="4"/>
+    <w:abstractNumId w:val="5"/>
   </w:num>
   <w:num w:numId="3" w16cid:durableId="1322343524">
     <w:abstractNumId w:val="2"/>
@@ -2610,6 +2889,9 @@
     <w:abstractNumId w:val="1"/>
   </w:num>
   <w:num w:numId="5" w16cid:durableId="1286692819">
+    <w:abstractNumId w:val="4"/>
+  </w:num>
+  <w:num w:numId="6" w16cid:durableId="1384141320">
     <w:abstractNumId w:val="3"/>
   </w:num>
 </w:numbering>
@@ -3218,7 +3500,6 @@
   <w:style w:type="character" w:default="1" w:styleId="Fuentedeprrafopredeter">
     <w:name w:val="Default Paragraph Font"/>
     <w:uiPriority w:val="1"/>
-    <w:semiHidden/>
     <w:unhideWhenUsed/>
   </w:style>
   <w:style w:type="table" w:default="1" w:styleId="Tablanormal">
